--- a/КУРСОВОЕ/ПЗ КЛЯУС.docx
+++ b/КУРСОВОЕ/ПЗ КЛЯУС.docx
@@ -206,8 +206,13 @@
         <w:t>----------------------------------------------------------</w:t>
       </w:r>
       <w:r>
-        <w:t>С. В. Болтак</w:t>
-      </w:r>
+        <w:t xml:space="preserve">С. В. </w:t>
+      </w:r>
+      <w:proofErr w:type="spellStart"/>
+      <w:r>
+        <w:t>Болтак</w:t>
+      </w:r>
+      <w:proofErr w:type="spellEnd"/>
     </w:p>
     <w:p/>
     <w:p>
@@ -1572,7 +1577,7 @@
                 <w:sz w:val="28"/>
                 <w:szCs w:val="28"/>
               </w:rPr>
-              <w:t>14</w:t>
+              <w:t>13</w:t>
             </w:r>
             <w:r>
               <w:rPr>
@@ -1713,7 +1718,7 @@
                 <w:sz w:val="28"/>
                 <w:szCs w:val="28"/>
               </w:rPr>
-              <w:t>14</w:t>
+              <w:t>13</w:t>
             </w:r>
             <w:r>
               <w:rPr>
@@ -1852,7 +1857,7 @@
                 <w:sz w:val="28"/>
                 <w:szCs w:val="28"/>
               </w:rPr>
-              <w:t>16</w:t>
+              <w:t>15</w:t>
             </w:r>
             <w:r>
               <w:rPr>
@@ -2011,7 +2016,7 @@
                 <w:sz w:val="28"/>
                 <w:szCs w:val="28"/>
               </w:rPr>
-              <w:t>18</w:t>
+              <w:t>17</w:t>
             </w:r>
             <w:r>
               <w:rPr>
@@ -2172,7 +2177,7 @@
                 <w:sz w:val="28"/>
                 <w:szCs w:val="28"/>
               </w:rPr>
-              <w:t>20</w:t>
+              <w:t>19</w:t>
             </w:r>
             <w:r>
               <w:rPr>
@@ -2319,7 +2324,7 @@
                 <w:sz w:val="28"/>
                 <w:szCs w:val="28"/>
               </w:rPr>
-              <w:t>29</w:t>
+              <w:t>27</w:t>
             </w:r>
             <w:r>
               <w:rPr>
@@ -2466,7 +2471,7 @@
                 <w:sz w:val="28"/>
                 <w:szCs w:val="28"/>
               </w:rPr>
-              <w:t>30</w:t>
+              <w:t>28</w:t>
             </w:r>
             <w:r>
               <w:rPr>
@@ -2655,7 +2660,7 @@
                 <w:sz w:val="28"/>
                 <w:szCs w:val="28"/>
               </w:rPr>
-              <w:t>31</w:t>
+              <w:t>29</w:t>
             </w:r>
             <w:r>
               <w:rPr>
@@ -2726,16 +2731,80 @@
         <w:jc w:val="both"/>
       </w:pPr>
       <w:r>
-        <w:t>В эпоху цифровизации традиционные настольные игры активно переходят в виртуальное пространство. Одним из востребованных представителей этого класса является блекджек – классическая карточная игра, сочетающая математические закономерности с высокодинамичным процессом. Разработка современного веб-приложения для блекджека представляет собой комплексную инженерную задачу на стыке проектирования распределенных систем, реализации сетевых протоколов реального времени и построения масштабируемых интерфейсов. Актуальность работы обусловлена высоким спросом на интерактивные платформы, способные обеспечивать мгновенный двусторонний обмен данными без задержек, свойственных классической http-модели.</w:t>
-      </w:r>
-    </w:p>
-    <w:p>
-      <w:pPr>
-        <w:ind w:firstLine="709"/>
-        <w:jc w:val="both"/>
-      </w:pPr>
-      <w:r>
-        <w:t>Объектом исследования выступают технологии построения многопользовательских веб-систем реального времени на базе асинхронного подхода. Предметом исследования является процесс проектирования, программной реализации и тестирования игрового сервиса с использованием технологического стека, включающего node.js [1], express [2][3], typescript [4], socket.io [5][6], postgresql [7] и redis [8].</w:t>
+        <w:t xml:space="preserve">В эпоху цифровизации традиционные настольные игры активно переходят в виртуальное пространство. Одним из востребованных представителей этого класса является </w:t>
+      </w:r>
+      <w:proofErr w:type="spellStart"/>
+      <w:r>
+        <w:t>блекджек</w:t>
+      </w:r>
+      <w:proofErr w:type="spellEnd"/>
+      <w:r>
+        <w:t xml:space="preserve"> – классическая карточная игра, сочетающая математические закономерности с </w:t>
+      </w:r>
+      <w:proofErr w:type="spellStart"/>
+      <w:r>
+        <w:t>высокодинамичным</w:t>
+      </w:r>
+      <w:proofErr w:type="spellEnd"/>
+      <w:r>
+        <w:t xml:space="preserve"> процессом. Разработка современного веб-приложения для </w:t>
+      </w:r>
+      <w:proofErr w:type="spellStart"/>
+      <w:r>
+        <w:t>блекджека</w:t>
+      </w:r>
+      <w:proofErr w:type="spellEnd"/>
+      <w:r>
+        <w:t xml:space="preserve"> представляет собой комплексную инженерную задачу на стыке проектирования распределенных систем, реализации сетевых протоколов реального времени и построения масштабируемых интерфейсов. Актуальность работы обусловлена высоким спросом на интерактивные платформы, способные обеспечивать мгновенный двусторонний обмен данными без задержек, свойственных классической </w:t>
+      </w:r>
+      <w:proofErr w:type="spellStart"/>
+      <w:r>
+        <w:t>http</w:t>
+      </w:r>
+      <w:proofErr w:type="spellEnd"/>
+      <w:r>
+        <w:t>-модели.</w:t>
+      </w:r>
+    </w:p>
+    <w:p>
+      <w:pPr>
+        <w:ind w:firstLine="709"/>
+        <w:jc w:val="both"/>
+      </w:pPr>
+      <w:r>
+        <w:t xml:space="preserve">Объектом исследования выступают технологии построения многопользовательских веб-систем реального времени на базе асинхронного подхода. Предметом исследования является процесс проектирования, программной реализации и тестирования игрового сервиса с использованием технологического стека, включающего node.js [1], </w:t>
+      </w:r>
+      <w:proofErr w:type="spellStart"/>
+      <w:r>
+        <w:t>express</w:t>
+      </w:r>
+      <w:proofErr w:type="spellEnd"/>
+      <w:r>
+        <w:t xml:space="preserve"> [2][3], </w:t>
+      </w:r>
+      <w:proofErr w:type="spellStart"/>
+      <w:r>
+        <w:t>typescript</w:t>
+      </w:r>
+      <w:proofErr w:type="spellEnd"/>
+      <w:r>
+        <w:t xml:space="preserve"> [4], socket.io [5][6], </w:t>
+      </w:r>
+      <w:proofErr w:type="spellStart"/>
+      <w:r>
+        <w:t>postgresql</w:t>
+      </w:r>
+      <w:proofErr w:type="spellEnd"/>
+      <w:r>
+        <w:t xml:space="preserve"> [7] и </w:t>
+      </w:r>
+      <w:proofErr w:type="spellStart"/>
+      <w:r>
+        <w:t>redis</w:t>
+      </w:r>
+      <w:proofErr w:type="spellEnd"/>
+      <w:r>
+        <w:t xml:space="preserve"> [8].</w:t>
       </w:r>
     </w:p>
     <w:p>
@@ -2762,7 +2831,15 @@
         <w:jc w:val="both"/>
       </w:pPr>
       <w:r>
-        <w:t>Для достижения поставленной цели необходимо решить ряд последовательных задач, начиная с проведения сравнительного анализа программных аналогов и формирования комплекса требований к веб-приложению. Далее требуется разработать модульную архитектуру системы, спроектировать протокол полнодуплексного взаимодействия на базе websocket [9] и продумать схему базы данных совместно с механизмами кэширования. Практическая реализация комплекса должна сопровождаться строгой типизацией данных, после чего необходимо провести полномасштабное тестирование готового продукта и разработать техническую документацию по его эксплуатации и развертыванию.</w:t>
+        <w:t xml:space="preserve">Для достижения поставленной цели необходимо решить ряд последовательных задач, начиная с проведения сравнительного анализа программных аналогов и формирования комплекса требований к веб-приложению. Далее требуется разработать модульную архитектуру системы, спроектировать протокол полнодуплексного взаимодействия на базе </w:t>
+      </w:r>
+      <w:proofErr w:type="spellStart"/>
+      <w:r>
+        <w:t>websocket</w:t>
+      </w:r>
+      <w:proofErr w:type="spellEnd"/>
+      <w:r>
+        <w:t xml:space="preserve"> [9] и продумать схему базы данных совместно с механизмами кэширования. Практическая реализация комплекса должна сопровождаться строгой типизацией данных, после чего необходимо провести полномасштабное тестирование готового продукта и разработать техническую документацию по его эксплуатации и развертыванию.</w:t>
       </w:r>
     </w:p>
     <w:p>
@@ -2844,6 +2921,7 @@
       <w:r>
         <w:t xml:space="preserve">1. Программные клиенты крупных коммерческих операторов, таких как </w:t>
       </w:r>
+      <w:proofErr w:type="spellStart"/>
       <w:r>
         <w:rPr>
           <w:i/>
@@ -2851,6 +2929,7 @@
         </w:rPr>
         <w:t>pokerstars</w:t>
       </w:r>
+      <w:proofErr w:type="spellEnd"/>
       <w:r>
         <w:t xml:space="preserve"> или </w:t>
       </w:r>
@@ -2961,25 +3040,53 @@
       <w:r>
         <w:t xml:space="preserve">2. Платформы для интеграции браузерных онлайн-казино, разрабатываемые провайдерами уровня </w:t>
       </w:r>
+      <w:proofErr w:type="spellStart"/>
       <w:r>
         <w:rPr>
           <w:i/>
           <w:iCs/>
         </w:rPr>
-        <w:t>evolution gaming</w:t>
-      </w:r>
-      <w:r>
-        <w:t xml:space="preserve"> или </w:t>
-      </w:r>
+        <w:t>evolution</w:t>
+      </w:r>
+      <w:proofErr w:type="spellEnd"/>
       <w:r>
         <w:rPr>
           <w:i/>
           <w:iCs/>
         </w:rPr>
+        <w:t xml:space="preserve"> </w:t>
+      </w:r>
+      <w:proofErr w:type="spellStart"/>
+      <w:r>
+        <w:rPr>
+          <w:i/>
+          <w:iCs/>
+        </w:rPr>
+        <w:t>gaming</w:t>
+      </w:r>
+      <w:proofErr w:type="spellEnd"/>
+      <w:r>
+        <w:t xml:space="preserve"> или </w:t>
+      </w:r>
+      <w:proofErr w:type="spellStart"/>
+      <w:r>
+        <w:rPr>
+          <w:i/>
+          <w:iCs/>
+        </w:rPr>
         <w:t>playtech</w:t>
       </w:r>
-      <w:r>
-        <w:t>, специализируются на предоставлении доступа к карточным играм через веб-интерфейс. Такие системы используют сложные графические webgl-</w:t>
+      <w:proofErr w:type="spellEnd"/>
+      <w:r>
+        <w:t xml:space="preserve">, специализируются на предоставлении доступа к карточным играм через веб-интерфейс. Такие системы используют сложные графические </w:t>
+      </w:r>
+      <w:proofErr w:type="spellStart"/>
+      <w:r>
+        <w:t>webgl</w:t>
+      </w:r>
+      <w:proofErr w:type="spellEnd"/>
+      <w:r>
+        <w:t>-</w:t>
       </w:r>
       <w:r>
         <w:lastRenderedPageBreak/>
@@ -2994,6 +3101,7 @@
       <w:r>
         <w:t xml:space="preserve">3. Браузерные социальные казино и многопользовательские веб-симуляторы, например приложения формата </w:t>
       </w:r>
+      <w:proofErr w:type="spellStart"/>
       <w:r>
         <w:rPr>
           <w:i/>
@@ -3001,18 +3109,45 @@
         </w:rPr>
         <w:t>blackjackist</w:t>
       </w:r>
+      <w:proofErr w:type="spellEnd"/>
       <w:r>
         <w:t xml:space="preserve"> или </w:t>
       </w:r>
+      <w:proofErr w:type="spellStart"/>
       <w:r>
         <w:rPr>
           <w:i/>
           <w:iCs/>
         </w:rPr>
-        <w:t>zynga poker</w:t>
-      </w:r>
-      <w:r>
-        <w:t>, ориентированы на массовую аудиторию и казуальный игровой процесс. Эти продукты легко запускаются в любом современном браузере без предварительной установки и обладают интуитивно понятной системой взаимодействия. К существенным недостаткам таких решений относятся слабая консистентность игрового состояния при нестабильном интернет-соединении, перегруженность интерфейса сторонними социальными функциями и частые отступления от классической математической модели игры в угоду удержанию внимания пользователей.</w:t>
+        <w:t>zynga</w:t>
+      </w:r>
+      <w:proofErr w:type="spellEnd"/>
+      <w:r>
+        <w:rPr>
+          <w:i/>
+          <w:iCs/>
+        </w:rPr>
+        <w:t xml:space="preserve"> </w:t>
+      </w:r>
+      <w:proofErr w:type="spellStart"/>
+      <w:r>
+        <w:rPr>
+          <w:i/>
+          <w:iCs/>
+        </w:rPr>
+        <w:t>poker</w:t>
+      </w:r>
+      <w:proofErr w:type="spellEnd"/>
+      <w:r>
+        <w:t xml:space="preserve">, ориентированы на массовую аудиторию и казуальный игровой процесс. Эти продукты легко запускаются в любом современном браузере без предварительной установки и обладают интуитивно понятной системой взаимодействия. К существенным недостаткам таких решений относятся слабая </w:t>
+      </w:r>
+      <w:proofErr w:type="spellStart"/>
+      <w:r>
+        <w:t>консистентность</w:t>
+      </w:r>
+      <w:proofErr w:type="spellEnd"/>
+      <w:r>
+        <w:t xml:space="preserve"> игрового состояния при нестабильном интернет-соединении, перегруженность интерфейса сторонними социальными функциями и частые отступления от классической математической модели игры в угоду удержанию внимания пользователей.</w:t>
       </w:r>
     </w:p>
     <w:p>
@@ -3094,6 +3229,7 @@
       <w:r>
         <w:t xml:space="preserve">исунок 1.2 – </w:t>
       </w:r>
+      <w:proofErr w:type="spellStart"/>
       <w:r>
         <w:rPr>
           <w:i/>
@@ -3102,20 +3238,29 @@
         </w:rPr>
         <w:t>BlackJackist</w:t>
       </w:r>
-    </w:p>
-    <w:p>
-      <w:pPr>
-        <w:ind w:firstLine="709"/>
-        <w:jc w:val="both"/>
-      </w:pPr>
-    </w:p>
-    <w:p>
-      <w:pPr>
-        <w:ind w:firstLine="709"/>
-        <w:jc w:val="both"/>
-      </w:pPr>
-      <w:r>
-        <w:t xml:space="preserve">Таким образом, анализ существующих программных решений показывает, что на рынке преобладают либо тяжеловесные нативные клиенты, либо избыточно перегруженные коммерческие симуляторы. Разрабатываемое веб-приложение призвано занять нишу легковесных платформ, объединяющих строгую реализацию классических правил блекджека, возможность создания пользовательских комнат, низкую сетевую задержку и </w:t>
+      <w:proofErr w:type="spellEnd"/>
+    </w:p>
+    <w:p>
+      <w:pPr>
+        <w:ind w:firstLine="709"/>
+        <w:jc w:val="both"/>
+      </w:pPr>
+    </w:p>
+    <w:p>
+      <w:pPr>
+        <w:ind w:firstLine="709"/>
+        <w:jc w:val="both"/>
+      </w:pPr>
+      <w:r>
+        <w:t xml:space="preserve">Таким образом, анализ существующих программных решений показывает, что на рынке преобладают либо тяжеловесные нативные клиенты, либо избыточно перегруженные коммерческие симуляторы. Разрабатываемое веб-приложение призвано занять нишу легковесных платформ, объединяющих строгую реализацию классических правил </w:t>
+      </w:r>
+      <w:proofErr w:type="spellStart"/>
+      <w:r>
+        <w:t>блекджека</w:t>
+      </w:r>
+      <w:proofErr w:type="spellEnd"/>
+      <w:r>
+        <w:t xml:space="preserve">, возможность создания пользовательских комнат, низкую сетевую задержку и </w:t>
       </w:r>
       <w:r>
         <w:lastRenderedPageBreak/>
@@ -3165,22 +3310,21 @@
         <w:rPr>
           <w:color w:val="000000"/>
         </w:rPr>
-        <w:t>На основании аналитического обзора предметной области сформулировано техническое задание на разработку многопользовательского игрового веб-приложения blackjack. Система представляет собой клиент-серверный веб-комплекс с интерфейсом, доступным через современные интернет-браузеры без необходимости установки дополнительного программного обеспечения на стороне пользователя.</w:t>
-      </w:r>
-    </w:p>
-    <w:p>
-      <w:pPr>
-        <w:ind w:firstLine="709"/>
-        <w:jc w:val="both"/>
+        <w:t xml:space="preserve">На основании аналитического обзора предметной области сформулировано техническое задание на разработку многопользовательского игрового веб-приложения </w:t>
+      </w:r>
+      <w:proofErr w:type="spellStart"/>
+      <w:r>
         <w:rPr>
           <w:color w:val="000000"/>
         </w:rPr>
-      </w:pPr>
+        <w:t>blackjack</w:t>
+      </w:r>
+      <w:proofErr w:type="spellEnd"/>
       <w:r>
         <w:rPr>
           <w:color w:val="000000"/>
         </w:rPr>
-        <w:t>Функциональные требования к программному комплексу распределены по четырем основным логическим модулям. Модуль управления пользователями обеспечивает регистрацию новых учётных записей с обязательной валидацией уникальности псевдонима и адреса электронной почты, безопасное хранение паролей в виде хэш-значений [10], а также авторизацию пользователей. Для защиты от межсайтового скриптинга выдаваемые сессионные токены должны сохраняться исключительно в заголовках http-only cookie. Дополнительно данный модуль отвечает за обработку процедуры выхода из учетной записи с обязательным аннулированием активной сессии на стороне сервера.</w:t>
+        <w:t>. Система представляет собой клиент-серверный веб-комплекс с интерфейсом, доступным через современные интернет-браузеры без необходимости установки дополнительного программного обеспечения на стороне пользователя.</w:t>
       </w:r>
     </w:p>
     <w:p>
@@ -3195,22 +3339,121 @@
         <w:rPr>
           <w:color w:val="000000"/>
         </w:rPr>
-        <w:t>Модуль управления игровыми комнатами позволяет авторизованным пользователям просматривать список активных столов и создавать новые комнаты с заданными параметрами, среди которых уникальное название, текстовое описание, ограничение максимального числа участников, количество колод в шузе, а также признак приватности и соответствующий пароль доступа. Кроме того, данный компонент организует вход пользователей в существующие комнаты, проверку доступов и корректную процедуру выхода из лобби с уведомлением других участников.</w:t>
-      </w:r>
-    </w:p>
-    <w:p>
-      <w:pPr>
-        <w:ind w:firstLine="709"/>
-        <w:jc w:val="both"/>
+        <w:t xml:space="preserve">Функциональные требования к программному комплексу распределены по четырем основным логическим модулям. Модуль управления пользователями обеспечивает регистрацию новых учётных записей с обязательной валидацией уникальности псевдонима и адреса электронной почты, безопасное хранение паролей в виде хэш-значений [10], а также авторизацию пользователей. Для защиты от межсайтового </w:t>
+      </w:r>
+      <w:proofErr w:type="spellStart"/>
+      <w:r>
         <w:rPr>
           <w:color w:val="000000"/>
         </w:rPr>
-      </w:pPr>
+        <w:t>скриптинга</w:t>
+      </w:r>
+      <w:proofErr w:type="spellEnd"/>
       <w:r>
         <w:rPr>
           <w:color w:val="000000"/>
         </w:rPr>
-        <w:t>Модуль игрового движка отвечает за строгое соблюдение классических правил игры в блекджек и последовательное переключение игровых фаз, включая прием ставок, раздачу начальных карт, поочередное выполнение ходов пользователями, автоматический ход дилера до достижения семнадцати очков или выше, а также подведение итогов раунда с расчетом выплат. Движок реализует полную поддержку таких игровых действий, как взятие карты, фиксация текущего счета, удвоение ставки с получением одной карты, разделение пары одинаковых карт и отказ от игры с возвратом половины сделанной ставки. При расчете суммарного количества очков в руке алгоритм должен учитывать динамическое изменение ценности туза в зависимости от текущей вероятности перебора. Помимо перечисленных игровых действий, движок обязан корректно обрабатывать граничные ситуации: мгновенную победу при получении блекджека с первых двух карт, ничью при равенстве очков у игрока и дилера, а также автоматическое завершение хода в случае достижения счета в двадцать одно очко.</w:t>
+        <w:t xml:space="preserve"> выдаваемые сессионные токены должны сохраняться исключительно в заголовках </w:t>
+      </w:r>
+      <w:proofErr w:type="spellStart"/>
+      <w:r>
+        <w:rPr>
+          <w:color w:val="000000"/>
+        </w:rPr>
+        <w:t>http-only</w:t>
+      </w:r>
+      <w:proofErr w:type="spellEnd"/>
+      <w:r>
+        <w:rPr>
+          <w:color w:val="000000"/>
+        </w:rPr>
+        <w:t xml:space="preserve"> </w:t>
+      </w:r>
+      <w:proofErr w:type="spellStart"/>
+      <w:r>
+        <w:rPr>
+          <w:color w:val="000000"/>
+        </w:rPr>
+        <w:t>cookie</w:t>
+      </w:r>
+      <w:proofErr w:type="spellEnd"/>
+      <w:r>
+        <w:rPr>
+          <w:color w:val="000000"/>
+        </w:rPr>
+        <w:t>. Дополнительно данный модуль отвечает за обработку процедуры выхода из учетной записи с обязательным аннулированием активной сессии на стороне сервера.</w:t>
+      </w:r>
+    </w:p>
+    <w:p>
+      <w:pPr>
+        <w:ind w:firstLine="709"/>
+        <w:jc w:val="both"/>
+        <w:rPr>
+          <w:color w:val="000000"/>
+        </w:rPr>
+      </w:pPr>
+      <w:r>
+        <w:rPr>
+          <w:color w:val="000000"/>
+        </w:rPr>
+        <w:t xml:space="preserve">Модуль управления игровыми комнатами позволяет авторизованным пользователям просматривать список активных столов и создавать новые комнаты с заданными параметрами, среди которых уникальное название, текстовое описание, ограничение максимального числа участников, количество колод в </w:t>
+      </w:r>
+      <w:proofErr w:type="spellStart"/>
+      <w:r>
+        <w:rPr>
+          <w:color w:val="000000"/>
+        </w:rPr>
+        <w:t>шузе</w:t>
+      </w:r>
+      <w:proofErr w:type="spellEnd"/>
+      <w:r>
+        <w:rPr>
+          <w:color w:val="000000"/>
+        </w:rPr>
+        <w:t>, а также признак приватности и соответствующий пароль доступа. Кроме того, данный компонент организует вход пользователей в существующие комнаты, проверку доступов и корректную процедуру выхода из лобби с уведомлением других участников.</w:t>
+      </w:r>
+    </w:p>
+    <w:p>
+      <w:pPr>
+        <w:ind w:firstLine="709"/>
+        <w:jc w:val="both"/>
+        <w:rPr>
+          <w:color w:val="000000"/>
+        </w:rPr>
+      </w:pPr>
+      <w:r>
+        <w:rPr>
+          <w:color w:val="000000"/>
+        </w:rPr>
+        <w:t xml:space="preserve">Модуль игрового движка отвечает за строгое соблюдение классических правил игры в </w:t>
+      </w:r>
+      <w:proofErr w:type="spellStart"/>
+      <w:r>
+        <w:rPr>
+          <w:color w:val="000000"/>
+        </w:rPr>
+        <w:t>блекджек</w:t>
+      </w:r>
+      <w:proofErr w:type="spellEnd"/>
+      <w:r>
+        <w:rPr>
+          <w:color w:val="000000"/>
+        </w:rPr>
+        <w:t xml:space="preserve"> и последовательное переключение игровых фаз, включая прием ставок, раздачу начальных карт, поочередное выполнение ходов пользователями, автоматический ход дилера до достижения семнадцати очков или выше, а также подведение итогов раунда с расчетом выплат. Движок реализует полную поддержку таких игровых действий, как взятие карты, фиксация текущего счета, удвоение ставки с получением одной карты, разделение пары одинаковых карт и отказ от игры с возвратом половины сделанной ставки. При расчете суммарного количества очков в руке алгоритм должен учитывать динамическое изменение ценности туза в зависимости от текущей вероятности перебора. Помимо перечисленных игровых действий, движок обязан корректно обрабатывать граничные ситуации: мгновенную победу при получении </w:t>
+      </w:r>
+      <w:proofErr w:type="spellStart"/>
+      <w:r>
+        <w:rPr>
+          <w:color w:val="000000"/>
+        </w:rPr>
+        <w:t>блекджека</w:t>
+      </w:r>
+      <w:proofErr w:type="spellEnd"/>
+      <w:r>
+        <w:rPr>
+          <w:color w:val="000000"/>
+        </w:rPr>
+        <w:t xml:space="preserve"> с первых двух карт, ничью при равенстве очков у игрока и дилера, а также автоматическое завершение хода в случае достижения счета в двадцать одно очко.</w:t>
       </w:r>
     </w:p>
     <w:p>
@@ -3252,26 +3495,76 @@
           <w:color w:val="000000"/>
         </w:rPr>
       </w:pPr>
+      <w:proofErr w:type="spellStart"/>
       <w:r>
         <w:rPr>
           <w:color w:val="000000"/>
         </w:rPr>
-        <w:t>Консистентность данных достигается за счет транзакционного выполнения любого изменения состояния на стороне сервера с последующей централизованной рассылкой обновлений. Хранение и оперативное обновление промежуточных игровых состояний, текущих параметров комнат и активных сессий реализуется в оперативной базе данных redis. Долгосрочное хранение профилей пользователей, их учетных данных и основного финансового баланса организуется в реляционной базе данных postgresql. Подобное разделение между быстрым энергозависимым хранилищем и надежной реляционной базой данных позволяет одновременно обеспечить высокую скорость доступа к оперативным данным и гарантированную сохранность критически важной пользовательской информации.</w:t>
-      </w:r>
-    </w:p>
-    <w:p>
-      <w:pPr>
-        <w:ind w:firstLine="709"/>
-        <w:jc w:val="both"/>
+        <w:t>Консистентность</w:t>
+      </w:r>
+      <w:proofErr w:type="spellEnd"/>
+      <w:r>
         <w:rPr>
           <w:color w:val="000000"/>
         </w:rPr>
-      </w:pPr>
+        <w:t xml:space="preserve"> данных достигается за счет транзакционного выполнения любого изменения состояния на стороне сервера с последующей централизованной рассылкой обновлений. Хранение и оперативное обновление промежуточных игровых состояний, текущих параметров комнат и активных сессий реализуется в оперативной базе данных </w:t>
+      </w:r>
+      <w:proofErr w:type="spellStart"/>
       <w:r>
         <w:rPr>
           <w:color w:val="000000"/>
         </w:rPr>
-        <w:t>Надёжность и отказоустойчивость системы гарантируют, что при кратковременном обрыве соединения длительностью до 10 секунд клиентский скрипт осуществит автоматическое переподключение к серверу, запросит актуальный снимок состояния игровой комнаты и полностью восстановит пользовательский интерфейс без потери данных. Механизм восстановления сессии реализуется путем хранения идентификатора комнаты и токена пользователя в защищенном локальном хранилище браузера, что позволяет клиенту однозначно идентифицировать себя при повторном подключении и получить от сервера полный снимок текущего состояния игры.</w:t>
+        <w:t>redis</w:t>
+      </w:r>
+      <w:proofErr w:type="spellEnd"/>
+      <w:r>
+        <w:rPr>
+          <w:color w:val="000000"/>
+        </w:rPr>
+        <w:t xml:space="preserve">. Долгосрочное хранение профилей пользователей, их учетных данных и основного финансового баланса организуется в реляционной базе данных </w:t>
+      </w:r>
+      <w:proofErr w:type="spellStart"/>
+      <w:r>
+        <w:rPr>
+          <w:color w:val="000000"/>
+        </w:rPr>
+        <w:t>postgresql</w:t>
+      </w:r>
+      <w:proofErr w:type="spellEnd"/>
+      <w:r>
+        <w:rPr>
+          <w:color w:val="000000"/>
+        </w:rPr>
+        <w:t>. Подобное разделение между быстрым энергозависимым хранилищем и надежной реляционной базой данных позволяет одновременно обеспечить высокую скорость доступа к оперативным данным и гарантированную сохранность критически важной пользовательской информации.</w:t>
+      </w:r>
+    </w:p>
+    <w:p>
+      <w:pPr>
+        <w:ind w:firstLine="709"/>
+        <w:jc w:val="both"/>
+        <w:rPr>
+          <w:color w:val="000000"/>
+        </w:rPr>
+      </w:pPr>
+      <w:r>
+        <w:rPr>
+          <w:color w:val="000000"/>
+        </w:rPr>
+        <w:t xml:space="preserve">Надёжность и отказоустойчивость системы гарантируют, что при кратковременном обрыве соединения длительностью до 10 секунд клиентский скрипт осуществит автоматическое </w:t>
+      </w:r>
+      <w:proofErr w:type="spellStart"/>
+      <w:r>
+        <w:rPr>
+          <w:color w:val="000000"/>
+        </w:rPr>
+        <w:t>переподключение</w:t>
+      </w:r>
+      <w:proofErr w:type="spellEnd"/>
+      <w:r>
+        <w:rPr>
+          <w:color w:val="000000"/>
+        </w:rPr>
+        <w:t xml:space="preserve"> к серверу, запросит актуальный снимок состояния игровой комнаты и полностью восстановит пользовательский интерфейс без потери данных. Механизм восстановления сессии реализуется путем хранения идентификатора комнаты и токена пользователя в защищенном локальном хранилище браузера, что позволяет клиенту однозначно идентифицировать себя при повторном подключении и получить от сервера полный снимок текущего состояния игры.</w:t>
       </w:r>
     </w:p>
     <w:p>
@@ -3378,6 +3671,7 @@
       <w:r>
         <w:t xml:space="preserve">Внутренняя структура серверного приложения организована в соответствии со слоистой архитектурной парадигмой. Первый базовый уровень представляет собой слой маршрутизации и обработки входящих </w:t>
       </w:r>
+      <w:proofErr w:type="spellStart"/>
       <w:r>
         <w:rPr>
           <w:i/>
@@ -3385,8 +3679,17 @@
         </w:rPr>
         <w:t>http</w:t>
       </w:r>
-      <w:r>
-        <w:t xml:space="preserve">-запросов, реализованный на базе высокопроизводительного фреймворка express </w:t>
+      <w:proofErr w:type="spellEnd"/>
+      <w:r>
+        <w:t xml:space="preserve">-запросов, реализованный на базе высокопроизводительного фреймворка </w:t>
+      </w:r>
+      <w:proofErr w:type="spellStart"/>
+      <w:r>
+        <w:t>express</w:t>
+      </w:r>
+      <w:proofErr w:type="spellEnd"/>
+      <w:r>
+        <w:t xml:space="preserve"> </w:t>
       </w:r>
       <w:r>
         <w:t>[2]</w:t>
@@ -3394,6 +3697,7 @@
       <w:r>
         <w:t xml:space="preserve">[3]. Он отвечает за первичную инициализацию веб-сервера, конфигурацию промежуточного программного обеспечения для безопасного разбора сессионных </w:t>
       </w:r>
+      <w:proofErr w:type="spellStart"/>
       <w:r>
         <w:rPr>
           <w:i/>
@@ -3401,9 +3705,11 @@
         </w:rPr>
         <w:t>cookie</w:t>
       </w:r>
+      <w:proofErr w:type="spellEnd"/>
       <w:r>
         <w:t xml:space="preserve"> и </w:t>
       </w:r>
+      <w:proofErr w:type="spellStart"/>
       <w:r>
         <w:rPr>
           <w:i/>
@@ -3411,9 +3717,19 @@
         </w:rPr>
         <w:t>json</w:t>
       </w:r>
-      <w:r>
-        <w:t xml:space="preserve">-пакетов. Кроме того, этот уровень обслуживает маршруты авторизации и осуществляет динамический рендеринг веб-страниц с использованием шаблонизатора </w:t>
-      </w:r>
+      <w:proofErr w:type="spellEnd"/>
+      <w:r>
+        <w:t xml:space="preserve">-пакетов. Кроме того, этот уровень обслуживает маршруты авторизации и осуществляет динамический рендеринг веб-страниц с использованием </w:t>
+      </w:r>
+      <w:proofErr w:type="spellStart"/>
+      <w:r>
+        <w:t>шаблонизатора</w:t>
+      </w:r>
+      <w:proofErr w:type="spellEnd"/>
+      <w:r>
+        <w:t xml:space="preserve"> </w:t>
+      </w:r>
+      <w:proofErr w:type="spellStart"/>
       <w:r>
         <w:rPr>
           <w:i/>
@@ -3421,6 +3737,7 @@
         </w:rPr>
         <w:t>handlebars</w:t>
       </w:r>
+      <w:proofErr w:type="spellEnd"/>
       <w:r>
         <w:t xml:space="preserve"> [</w:t>
       </w:r>
@@ -3449,6 +3766,7 @@
       <w:r>
         <w:t xml:space="preserve"> поверх стандарта </w:t>
       </w:r>
+      <w:proofErr w:type="spellStart"/>
       <w:proofErr w:type="gramStart"/>
       <w:r>
         <w:rPr>
@@ -3457,6 +3775,7 @@
         </w:rPr>
         <w:t>websocket</w:t>
       </w:r>
+      <w:proofErr w:type="spellEnd"/>
       <w:r>
         <w:rPr>
           <w:i/>
@@ -3473,7 +3792,15 @@
         <w:t>9]</w:t>
       </w:r>
       <w:r>
-        <w:t>. Данный компонент централизованно управляет жизненным циклом постоянных сетевых соединений. На этапе авторизационного рукопожатия система извлекает сессионные токены, верифицирует их и привязывает сокеты к профилям игроков. Далее этот слой распределяет активные подключения по изолированным виртуальным комнатам, организуя мгновенную широковещательную трансляцию асинхронных игровых событий всем участникам конкретного стола.</w:t>
+        <w:t xml:space="preserve">. Данный компонент централизованно управляет жизненным циклом постоянных сетевых соединений. На этапе </w:t>
+      </w:r>
+      <w:proofErr w:type="spellStart"/>
+      <w:r>
+        <w:t>авторизационного</w:t>
+      </w:r>
+      <w:proofErr w:type="spellEnd"/>
+      <w:r>
+        <w:t xml:space="preserve"> рукопожатия система извлекает сессионные токены, верифицирует их и привязывает сокеты к профилям игроков. Далее этот слой распределяет активные подключения по изолированным виртуальным комнатам, организуя мгновенную широковещательную трансляцию асинхронных игровых событий всем участникам конкретного стола.</w:t>
       </w:r>
     </w:p>
     <w:p>
@@ -3491,12 +3818,21 @@
         <w:jc w:val="both"/>
       </w:pPr>
       <w:r>
-        <w:t xml:space="preserve">За надежное сохранение информации и бесперебойное управление контекстом отвечает слой доступа к данным, функционально разделенный на два независимых репозитория. Долгосрочное персистентное хранение учетных записей, хэшированных паролей и актуальных финансовых балансов </w:t>
+        <w:t xml:space="preserve">За надежное сохранение информации и бесперебойное управление контекстом отвечает слой доступа к данным, функционально разделенный на два независимых репозитория. Долгосрочное персистентное хранение учетных записей, </w:t>
+      </w:r>
+      <w:proofErr w:type="spellStart"/>
+      <w:r>
+        <w:t>хэшированных</w:t>
+      </w:r>
+      <w:proofErr w:type="spellEnd"/>
+      <w:r>
+        <w:t xml:space="preserve"> паролей и актуальных финансовых балансов </w:t>
       </w:r>
       <w:r>
         <w:lastRenderedPageBreak/>
         <w:t xml:space="preserve">пользователей делегировано реляционной базе данных </w:t>
       </w:r>
+      <w:proofErr w:type="spellStart"/>
       <w:r>
         <w:rPr>
           <w:i/>
@@ -3504,6 +3840,7 @@
         </w:rPr>
         <w:t>postgresql</w:t>
       </w:r>
+      <w:proofErr w:type="spellEnd"/>
       <w:r>
         <w:t xml:space="preserve"> [</w:t>
       </w:r>
@@ -3511,8 +3848,17 @@
         <w:t>7</w:t>
       </w:r>
       <w:r>
-        <w:t xml:space="preserve">]. Параллельно с этим хранение высокодинамичного состояния активных столов и промежуточных игровых решений перенесено в </w:t>
-      </w:r>
+        <w:t xml:space="preserve">]. Параллельно с этим хранение </w:t>
+      </w:r>
+      <w:proofErr w:type="spellStart"/>
+      <w:r>
+        <w:t>высокодинамичного</w:t>
+      </w:r>
+      <w:proofErr w:type="spellEnd"/>
+      <w:r>
+        <w:t xml:space="preserve"> состояния активных столов и промежуточных игровых решений перенесено в </w:t>
+      </w:r>
+      <w:proofErr w:type="spellStart"/>
       <w:r>
         <w:rPr>
           <w:i/>
@@ -3520,9 +3866,11 @@
         </w:rPr>
         <w:t>in-memory</w:t>
       </w:r>
+      <w:proofErr w:type="spellEnd"/>
       <w:r>
         <w:t xml:space="preserve"> хранилище </w:t>
       </w:r>
+      <w:proofErr w:type="spellStart"/>
       <w:r>
         <w:rPr>
           <w:i/>
@@ -3530,6 +3878,7 @@
         </w:rPr>
         <w:t>redis</w:t>
       </w:r>
+      <w:proofErr w:type="spellEnd"/>
       <w:r>
         <w:t xml:space="preserve"> [</w:t>
       </w:r>
@@ -3546,8 +3895,17 @@
         <w:jc w:val="both"/>
       </w:pPr>
       <w:r>
-        <w:t xml:space="preserve">Клиентская часть программного комплекса спроектирована как автономное реактивное приложение, управляемое входящим потоком сетевых данных. Ее внутренние модули отвечают за поддержание стабильного соединения, автоматическое переподключение и обработку серверных событий. Специализированные контроллеры осуществляют плавную мутацию </w:t>
-      </w:r>
+        <w:t xml:space="preserve">Клиентская часть программного комплекса спроектирована как автономное реактивное приложение, управляемое входящим потоком сетевых данных. Ее внутренние модули отвечают за поддержание стабильного соединения, автоматическое </w:t>
+      </w:r>
+      <w:proofErr w:type="spellStart"/>
+      <w:r>
+        <w:t>переподключение</w:t>
+      </w:r>
+      <w:proofErr w:type="spellEnd"/>
+      <w:r>
+        <w:t xml:space="preserve"> и обработку серверных событий. Специализированные контроллеры осуществляют плавную мутацию </w:t>
+      </w:r>
+      <w:proofErr w:type="spellStart"/>
       <w:r>
         <w:rPr>
           <w:i/>
@@ -3555,6 +3913,7 @@
         </w:rPr>
         <w:t>dom</w:t>
       </w:r>
+      <w:proofErr w:type="spellEnd"/>
       <w:r>
         <w:t>-дерева веб-страницы для визуализации раздачи карт, обновления балансов и вывода итогов раунда. Синхронно с этим клиентские обработчики перехватывают управляющие действия пользователя, трансформируя выбор фишек, игровые ходы и сообщения чата в строго типизированные запросы.</w:t>
       </w:r>
@@ -3567,6 +3926,7 @@
       <w:r>
         <w:t xml:space="preserve">Глобальное взаимодействие всех компонентов организуется посредством параллельного использования двух независимых каналов коммуникации. Первичный </w:t>
       </w:r>
+      <w:proofErr w:type="spellStart"/>
       <w:r>
         <w:rPr>
           <w:i/>
@@ -3574,8 +3934,17 @@
         </w:rPr>
         <w:t>http</w:t>
       </w:r>
-      <w:r>
-        <w:t>-протокол применяется исключительно для загрузки базового интерфейса и безопасного проведения процедуры авторизации. Вторичный канал, опирающийся на постоянные сетевые сокеты, монопольно обслуживает непрерывный игровой процесс. В этой структуре серверная часть выступает в роли единого координатора, который верифицирует поступающие команды, фиксирует изменения в оперативной памяти и производит итоговую транзакционную запись результатов в дисковое хранилище, гарантируя абсолютную консистентность всей системы.</w:t>
+      <w:proofErr w:type="spellEnd"/>
+      <w:r>
+        <w:t xml:space="preserve">-протокол применяется исключительно для загрузки базового интерфейса и безопасного проведения процедуры авторизации. Вторичный канал, опирающийся на постоянные сетевые сокеты, монопольно обслуживает непрерывный игровой процесс. В этой структуре серверная часть выступает в роли единого координатора, который верифицирует поступающие команды, фиксирует изменения в оперативной памяти и производит итоговую транзакционную запись результатов в дисковое хранилище, гарантируя абсолютную </w:t>
+      </w:r>
+      <w:proofErr w:type="spellStart"/>
+      <w:r>
+        <w:t>консистентность</w:t>
+      </w:r>
+      <w:proofErr w:type="spellEnd"/>
+      <w:r>
+        <w:t xml:space="preserve"> всей системы.</w:t>
       </w:r>
     </w:p>
     <w:p>
@@ -3622,6 +3991,7 @@
       <w:r>
         <w:t xml:space="preserve">Сетевое взаимодействие является наиболее критичным узлом системы реального времени. Традиционная модель </w:t>
       </w:r>
+      <w:proofErr w:type="spellStart"/>
       <w:r>
         <w:rPr>
           <w:i/>
@@ -3629,9 +3999,11 @@
         </w:rPr>
         <w:t>http</w:t>
       </w:r>
+      <w:proofErr w:type="spellEnd"/>
       <w:r>
         <w:t xml:space="preserve">, основанная на парадигме одиночных запросов и ответов, непригодна для фазы активного игрового процесса, поскольку сервер не обладает механизмом самостоятельной инициации отправки данных клиенту в момент, когда другой участник берет карту или дилер завершает раунд. Для решения этой проблемы спроектирована событийно-ориентированная архитектура на базе протокола </w:t>
       </w:r>
+      <w:proofErr w:type="spellStart"/>
       <w:r>
         <w:rPr>
           <w:i/>
@@ -3639,6 +4011,7 @@
         </w:rPr>
         <w:t>websocket</w:t>
       </w:r>
+      <w:proofErr w:type="spellEnd"/>
       <w:r>
         <w:t xml:space="preserve"> [</w:t>
       </w:r>
@@ -3673,6 +4046,7 @@
       <w:r>
         <w:t xml:space="preserve">Взаимодействие начинается с этапа установления связи, также известного как </w:t>
       </w:r>
+      <w:proofErr w:type="spellStart"/>
       <w:r>
         <w:rPr>
           <w:i/>
@@ -3680,9 +4054,19 @@
         </w:rPr>
         <w:t>handshake</w:t>
       </w:r>
-      <w:r>
-        <w:t xml:space="preserve">. При переходе пользователя на страницу игровой комнаты клиентская библиотека socket.io отправляет первичный http-запрос, содержащий заголовок </w:t>
-      </w:r>
+      <w:proofErr w:type="spellEnd"/>
+      <w:r>
+        <w:t xml:space="preserve">. При переходе пользователя на страницу игровой комнаты клиентская библиотека socket.io отправляет первичный </w:t>
+      </w:r>
+      <w:proofErr w:type="spellStart"/>
+      <w:r>
+        <w:t>http</w:t>
+      </w:r>
+      <w:proofErr w:type="spellEnd"/>
+      <w:r>
+        <w:t xml:space="preserve">-запрос, содержащий заголовок </w:t>
+      </w:r>
+      <w:proofErr w:type="spellStart"/>
       <w:r>
         <w:rPr>
           <w:i/>
@@ -3690,9 +4074,11 @@
         </w:rPr>
         <w:t>upgrade</w:t>
       </w:r>
+      <w:proofErr w:type="spellEnd"/>
       <w:r>
         <w:t xml:space="preserve">: </w:t>
       </w:r>
+      <w:proofErr w:type="spellStart"/>
       <w:r>
         <w:rPr>
           <w:i/>
@@ -3700,9 +4086,11 @@
         </w:rPr>
         <w:t>websocket</w:t>
       </w:r>
+      <w:proofErr w:type="spellEnd"/>
       <w:r>
         <w:t xml:space="preserve">. Сервер извлекает из него сессионный токен, выполняет его валидацию через связку хранилищ </w:t>
       </w:r>
+      <w:proofErr w:type="spellStart"/>
       <w:r>
         <w:rPr>
           <w:i/>
@@ -3710,9 +4098,11 @@
         </w:rPr>
         <w:t>redis</w:t>
       </w:r>
+      <w:proofErr w:type="spellEnd"/>
       <w:r>
         <w:t xml:space="preserve"> и </w:t>
       </w:r>
+      <w:proofErr w:type="spellStart"/>
       <w:r>
         <w:rPr>
           <w:i/>
@@ -3720,6 +4110,7 @@
         </w:rPr>
         <w:t>postgresql</w:t>
       </w:r>
+      <w:proofErr w:type="spellEnd"/>
       <w:r>
         <w:t xml:space="preserve"> и, в случае успеха, подтверждает переключение протокола. Установленной сессии сокета присваивается уникальный идентификатор, записываемый в свойство </w:t>
       </w:r>
@@ -3733,6 +4124,7 @@
       <w:r>
         <w:t xml:space="preserve">, а верифицированные данные пользователя надежно привязываются к объекту </w:t>
       </w:r>
+      <w:proofErr w:type="spellStart"/>
       <w:r>
         <w:rPr>
           <w:i/>
@@ -3740,6 +4132,7 @@
         </w:rPr>
         <w:t>socket.data</w:t>
       </w:r>
+      <w:proofErr w:type="spellEnd"/>
       <w:r>
         <w:t xml:space="preserve"> для быстрого доступа при последующих операциях.</w:t>
       </w:r>
@@ -3753,252 +4146,332 @@
         <w:lastRenderedPageBreak/>
         <w:t>Исходящий поток данных от клиента к серверу строго регламентирован и обрабатывается через фиксированный набор событий (</w:t>
       </w:r>
+      <w:proofErr w:type="spellStart"/>
       <w:r>
         <w:rPr>
           <w:i/>
           <w:iCs/>
         </w:rPr>
-        <w:t>client-to-server events</w:t>
-      </w:r>
-      <w:r>
-        <w:t xml:space="preserve">). Процесс подключения инициируется событием </w:t>
-      </w:r>
+        <w:t>client-to-server</w:t>
+      </w:r>
+      <w:proofErr w:type="spellEnd"/>
       <w:r>
         <w:rPr>
           <w:i/>
           <w:iCs/>
         </w:rPr>
-        <w:t>room_join</w:t>
-      </w:r>
-      <w:r>
-        <w:t xml:space="preserve">, в рамках которого передается параметр </w:t>
-      </w:r>
+        <w:t xml:space="preserve"> </w:t>
+      </w:r>
+      <w:proofErr w:type="spellStart"/>
       <w:r>
         <w:rPr>
           <w:i/>
           <w:iCs/>
         </w:rPr>
-        <w:t>roomid</w:t>
-      </w:r>
-      <w:r>
-        <w:t xml:space="preserve">, а для принудительной синхронизации интерфейса предусмотрен запрос </w:t>
-      </w:r>
+        <w:t>events</w:t>
+      </w:r>
+      <w:proofErr w:type="spellEnd"/>
+      <w:r>
+        <w:t xml:space="preserve">). Процесс подключения инициируется событием </w:t>
+      </w:r>
+      <w:proofErr w:type="spellStart"/>
       <w:r>
         <w:rPr>
           <w:i/>
           <w:iCs/>
         </w:rPr>
-        <w:t>get_room_state</w:t>
-      </w:r>
-      <w:r>
-        <w:t xml:space="preserve">, возвращающий актуальный снимок стола. Непосредственное управление игровым процессом осуществляется посредством трансляции команд: </w:t>
-      </w:r>
+        <w:t>room_join</w:t>
+      </w:r>
+      <w:proofErr w:type="spellEnd"/>
+      <w:r>
+        <w:t xml:space="preserve">, в рамках которого передается параметр </w:t>
+      </w:r>
+      <w:proofErr w:type="spellStart"/>
       <w:r>
         <w:rPr>
           <w:i/>
           <w:iCs/>
         </w:rPr>
-        <w:t>place_bet</w:t>
-      </w:r>
-      <w:r>
-        <w:t xml:space="preserve"> для фиксации ставки в соответствующей фазе, </w:t>
-      </w:r>
+        <w:t>roomid</w:t>
+      </w:r>
+      <w:proofErr w:type="spellEnd"/>
+      <w:r>
+        <w:t xml:space="preserve">, а для принудительной синхронизации интерфейса предусмотрен запрос </w:t>
+      </w:r>
+      <w:proofErr w:type="spellStart"/>
       <w:r>
         <w:rPr>
           <w:i/>
           <w:iCs/>
         </w:rPr>
-        <w:t>hit</w:t>
-      </w:r>
-      <w:r>
-        <w:t xml:space="preserve"> для запроса дополнительной карты и </w:t>
-      </w:r>
+        <w:t>get_room_state</w:t>
+      </w:r>
+      <w:proofErr w:type="spellEnd"/>
+      <w:r>
+        <w:t xml:space="preserve">, возвращающий актуальный снимок стола. Непосредственное управление игровым процессом осуществляется посредством трансляции команд: </w:t>
+      </w:r>
+      <w:proofErr w:type="spellStart"/>
       <w:r>
         <w:rPr>
           <w:i/>
           <w:iCs/>
         </w:rPr>
-        <w:t>stand</w:t>
-      </w:r>
-      <w:r>
-        <w:t xml:space="preserve"> для завершения набора карт текущей рукой. Кроме того, реализована поддержка дополнительных стратегических действий, таких как событие </w:t>
-      </w:r>
+        <w:t>place_bet</w:t>
+      </w:r>
+      <w:proofErr w:type="spellEnd"/>
+      <w:r>
+        <w:t xml:space="preserve"> для фиксации ставки в соответствующей фазе, </w:t>
+      </w:r>
+      <w:proofErr w:type="spellStart"/>
       <w:r>
         <w:rPr>
           <w:i/>
           <w:iCs/>
         </w:rPr>
-        <w:t>double</w:t>
-      </w:r>
-      <w:r>
-        <w:t xml:space="preserve"> для удвоения ставки с автоматическим получением ровно одной карты, </w:t>
-      </w:r>
+        <w:t>hit</w:t>
+      </w:r>
+      <w:proofErr w:type="spellEnd"/>
+      <w:r>
+        <w:t xml:space="preserve"> для запроса дополнительной карты и </w:t>
+      </w:r>
+      <w:proofErr w:type="spellStart"/>
       <w:r>
         <w:rPr>
           <w:i/>
           <w:iCs/>
         </w:rPr>
-        <w:t>split</w:t>
-      </w:r>
-      <w:r>
-        <w:t xml:space="preserve"> для разделения парных карт на две независимые руки и </w:t>
-      </w:r>
+        <w:t>stand</w:t>
+      </w:r>
+      <w:proofErr w:type="spellEnd"/>
+      <w:r>
+        <w:t xml:space="preserve"> для завершения набора карт текущей рукой. Кроме того, реализована поддержка дополнительных стратегических действий, таких как событие </w:t>
+      </w:r>
+      <w:proofErr w:type="spellStart"/>
       <w:r>
         <w:rPr>
           <w:i/>
           <w:iCs/>
         </w:rPr>
-        <w:t>surrender</w:t>
-      </w:r>
-      <w:r>
-        <w:t xml:space="preserve"> для добровольной сдачи с возвратом пятидесяти процентов от суммы ставки. Отправка текстовых сообщений во внутриигровой чат обслуживается отдельным событием </w:t>
-      </w:r>
+        <w:t>double</w:t>
+      </w:r>
+      <w:proofErr w:type="spellEnd"/>
+      <w:r>
+        <w:t xml:space="preserve"> для удвоения ставки с автоматическим получением ровно одной карты, </w:t>
+      </w:r>
+      <w:proofErr w:type="spellStart"/>
       <w:r>
         <w:rPr>
           <w:i/>
           <w:iCs/>
         </w:rPr>
-        <w:t>chat_message</w:t>
-      </w:r>
-      <w:r>
-        <w:t>.</w:t>
-      </w:r>
-    </w:p>
-    <w:p>
-      <w:pPr>
-        <w:ind w:firstLine="709"/>
-        <w:jc w:val="both"/>
-      </w:pPr>
-      <w:r>
-        <w:t>Входящий поток данных от сервера к клиенту (</w:t>
-      </w:r>
+        <w:t>split</w:t>
+      </w:r>
+      <w:proofErr w:type="spellEnd"/>
+      <w:r>
+        <w:t xml:space="preserve"> для разделения парных карт на две независимые руки и </w:t>
+      </w:r>
+      <w:proofErr w:type="spellStart"/>
       <w:r>
         <w:rPr>
           <w:i/>
           <w:iCs/>
         </w:rPr>
-        <w:t>server-to-client events</w:t>
-      </w:r>
-      <w:r>
-        <w:t xml:space="preserve">) инкапсулирует команды асинхронного управления интерфейсом. Сервер транслирует событие </w:t>
-      </w:r>
+        <w:t>surrender</w:t>
+      </w:r>
+      <w:proofErr w:type="spellEnd"/>
+      <w:r>
+        <w:t xml:space="preserve"> для добровольной сдачи с возвратом пятидесяти процентов от суммы ставки. Отправка текстовых сообщений во внутриигровой чат обслуживается отдельным событием </w:t>
+      </w:r>
+      <w:proofErr w:type="spellStart"/>
       <w:r>
         <w:rPr>
           <w:i/>
           <w:iCs/>
         </w:rPr>
-        <w:t>room_state</w:t>
-      </w:r>
-      <w:r>
-        <w:t xml:space="preserve">, содержащее полный </w:t>
-      </w:r>
+        <w:t>chat_message</w:t>
+      </w:r>
+      <w:proofErr w:type="spellEnd"/>
+      <w:r>
+        <w:t>.</w:t>
+      </w:r>
+    </w:p>
+    <w:p>
+      <w:pPr>
+        <w:ind w:firstLine="709"/>
+        <w:jc w:val="both"/>
+      </w:pPr>
+      <w:r>
+        <w:t>Входящий поток данных от сервера к клиенту (</w:t>
+      </w:r>
+      <w:proofErr w:type="spellStart"/>
       <w:r>
         <w:rPr>
           <w:i/>
           <w:iCs/>
         </w:rPr>
-        <w:t>json</w:t>
-      </w:r>
-      <w:r>
-        <w:t xml:space="preserve">-снимок стола при первичном подключении, после чего рассылает сигнал </w:t>
-      </w:r>
+        <w:t>server-to-client</w:t>
+      </w:r>
+      <w:proofErr w:type="spellEnd"/>
       <w:r>
         <w:rPr>
           <w:i/>
           <w:iCs/>
         </w:rPr>
-        <w:t>game_started</w:t>
-      </w:r>
-      <w:r>
-        <w:t xml:space="preserve">, информирующий о начале нового раунда и старте раздачи карт. В процессе активной игры клиенты получают атомарные обновления через событие </w:t>
-      </w:r>
+        <w:t xml:space="preserve"> </w:t>
+      </w:r>
+      <w:proofErr w:type="spellStart"/>
       <w:r>
         <w:rPr>
           <w:i/>
           <w:iCs/>
         </w:rPr>
-        <w:t>player_action</w:t>
-      </w:r>
-      <w:r>
-        <w:t xml:space="preserve">, фиксирующее изменение состояния руки после хода оппонента, а также </w:t>
-      </w:r>
+        <w:t>events</w:t>
+      </w:r>
+      <w:proofErr w:type="spellEnd"/>
+      <w:r>
+        <w:t xml:space="preserve">) инкапсулирует команды асинхронного управления интерфейсом. Сервер транслирует событие </w:t>
+      </w:r>
+      <w:proofErr w:type="spellStart"/>
       <w:r>
         <w:rPr>
           <w:i/>
           <w:iCs/>
         </w:rPr>
-        <w:t>turn_changed</w:t>
-      </w:r>
-      <w:r>
-        <w:t xml:space="preserve"> для уведомления о переходе права действия к следующему участнику. Поэтапная трансляция процесса набора карт дилером осуществляется через событие </w:t>
-      </w:r>
+        <w:t>room_state</w:t>
+      </w:r>
+      <w:proofErr w:type="spellEnd"/>
+      <w:r>
+        <w:t xml:space="preserve">, содержащее полный </w:t>
+      </w:r>
+      <w:proofErr w:type="spellStart"/>
       <w:r>
         <w:rPr>
           <w:i/>
           <w:iCs/>
         </w:rPr>
-        <w:t>dealer_play</w:t>
-      </w:r>
-      <w:r>
-        <w:t xml:space="preserve">. По завершении игрового цикла сервер формирует детализированный отчет </w:t>
-      </w:r>
+        <w:t>json</w:t>
+      </w:r>
+      <w:proofErr w:type="spellEnd"/>
+      <w:r>
+        <w:t xml:space="preserve">-снимок стола при первичном подключении, после чего рассылает сигнал </w:t>
+      </w:r>
+      <w:proofErr w:type="spellStart"/>
       <w:r>
         <w:rPr>
           <w:i/>
           <w:iCs/>
         </w:rPr>
-        <w:t>round_result</w:t>
-      </w:r>
-      <w:r>
-        <w:t xml:space="preserve"> для всех участников и инициирует событие </w:t>
-      </w:r>
+        <w:t>game_started</w:t>
+      </w:r>
+      <w:proofErr w:type="spellEnd"/>
+      <w:r>
+        <w:t xml:space="preserve">, информирующий о начале нового раунда и старте раздачи карт. В процессе активной игры клиенты получают атомарные обновления через событие </w:t>
+      </w:r>
+      <w:proofErr w:type="spellStart"/>
       <w:r>
         <w:rPr>
           <w:i/>
           <w:iCs/>
         </w:rPr>
-        <w:t>betting_phase</w:t>
-      </w:r>
-      <w:r>
-        <w:t xml:space="preserve"> для перевода комнаты обратно в стадию сбора ставок. Вспомогательный функционал протокола обеспечивает ретрансляцию текстовых данных через событие </w:t>
-      </w:r>
+        <w:t>player_action</w:t>
+      </w:r>
+      <w:proofErr w:type="spellEnd"/>
+      <w:r>
+        <w:t xml:space="preserve">, фиксирующее изменение состояния руки после хода оппонента, а также </w:t>
+      </w:r>
+      <w:proofErr w:type="spellStart"/>
       <w:r>
         <w:rPr>
           <w:i/>
           <w:iCs/>
         </w:rPr>
-        <w:t>chat_message</w:t>
-      </w:r>
-      <w:r>
-        <w:t xml:space="preserve">, рассылку сервисных уведомлений </w:t>
-      </w:r>
+        <w:t>turn_changed</w:t>
+      </w:r>
+      <w:proofErr w:type="spellEnd"/>
+      <w:r>
+        <w:t xml:space="preserve"> для уведомления о переходе права действия к следующему участнику. Поэтапная трансляция процесса набора карт дилером осуществляется через событие </w:t>
+      </w:r>
+      <w:proofErr w:type="spellStart"/>
       <w:r>
         <w:rPr>
           <w:i/>
           <w:iCs/>
         </w:rPr>
-        <w:t>player_joined</w:t>
-      </w:r>
-      <w:r>
-        <w:t xml:space="preserve"> и </w:t>
-      </w:r>
+        <w:t>dealer_play</w:t>
+      </w:r>
+      <w:proofErr w:type="spellEnd"/>
+      <w:r>
+        <w:t xml:space="preserve">. По завершении игрового цикла сервер формирует детализированный отчет </w:t>
+      </w:r>
+      <w:proofErr w:type="spellStart"/>
       <w:r>
         <w:rPr>
           <w:i/>
           <w:iCs/>
         </w:rPr>
-        <w:t>player_left</w:t>
-      </w:r>
-      <w:r>
-        <w:t xml:space="preserve"> о перемещениях участников, а также отправку события </w:t>
-      </w:r>
+        <w:t>round_result</w:t>
+      </w:r>
+      <w:proofErr w:type="spellEnd"/>
+      <w:r>
+        <w:t xml:space="preserve"> для всех участников и инициирует событие </w:t>
+      </w:r>
+      <w:proofErr w:type="spellStart"/>
       <w:r>
         <w:rPr>
           <w:i/>
           <w:iCs/>
         </w:rPr>
+        <w:t>betting_phase</w:t>
+      </w:r>
+      <w:proofErr w:type="spellEnd"/>
+      <w:r>
+        <w:t xml:space="preserve"> для перевода комнаты обратно в стадию сбора ставок. Вспомогательный функционал протокола обеспечивает ретрансляцию текстовых данных через событие </w:t>
+      </w:r>
+      <w:proofErr w:type="spellStart"/>
+      <w:r>
+        <w:rPr>
+          <w:i/>
+          <w:iCs/>
+        </w:rPr>
+        <w:t>chat_message</w:t>
+      </w:r>
+      <w:proofErr w:type="spellEnd"/>
+      <w:r>
+        <w:t xml:space="preserve">, рассылку сервисных уведомлений </w:t>
+      </w:r>
+      <w:proofErr w:type="spellStart"/>
+      <w:r>
+        <w:rPr>
+          <w:i/>
+          <w:iCs/>
+        </w:rPr>
+        <w:t>player_joined</w:t>
+      </w:r>
+      <w:proofErr w:type="spellEnd"/>
+      <w:r>
+        <w:t xml:space="preserve"> и </w:t>
+      </w:r>
+      <w:proofErr w:type="spellStart"/>
+      <w:r>
+        <w:rPr>
+          <w:i/>
+          <w:iCs/>
+        </w:rPr>
+        <w:t>player_left</w:t>
+      </w:r>
+      <w:proofErr w:type="spellEnd"/>
+      <w:r>
+        <w:t xml:space="preserve"> о перемещениях участников, а также отправку события </w:t>
+      </w:r>
+      <w:proofErr w:type="spellStart"/>
+      <w:r>
+        <w:rPr>
+          <w:i/>
+          <w:iCs/>
+        </w:rPr>
         <w:t>error</w:t>
       </w:r>
+      <w:proofErr w:type="spellEnd"/>
       <w:r>
         <w:t>, содержащего код и описание ошибки при попытках совершения недопустимых действий.</w:t>
       </w:r>
@@ -4165,8 +4638,17 @@
       </w:pPr>
       <w:r>
         <w:lastRenderedPageBreak/>
-        <w:t xml:space="preserve">Модуль доступа к данным отвечает за операции взаимодействия с базами данных и предоставляет унифицированную абстракцию над различными механизмами хранения информации. Серверная часть комплекса использует гибридную инфраструктуру. Долгосрочное и надежное хранение реализовано через специализированный репозиторий на базе реляционной субд </w:t>
-      </w:r>
+        <w:t xml:space="preserve">Модуль доступа к данным отвечает за операции взаимодействия с базами данных и предоставляет унифицированную абстракцию над различными механизмами хранения информации. Серверная часть комплекса использует гибридную инфраструктуру. Долгосрочное и надежное хранение реализовано через специализированный репозиторий на базе реляционной </w:t>
+      </w:r>
+      <w:proofErr w:type="spellStart"/>
+      <w:r>
+        <w:t>субд</w:t>
+      </w:r>
+      <w:proofErr w:type="spellEnd"/>
+      <w:r>
+        <w:t xml:space="preserve"> </w:t>
+      </w:r>
+      <w:proofErr w:type="spellStart"/>
       <w:r>
         <w:rPr>
           <w:i/>
@@ -4174,9 +4656,19 @@
         </w:rPr>
         <w:t>postgresql</w:t>
       </w:r>
-      <w:r>
-        <w:t xml:space="preserve">, который управляет учетными записями, хэшированными паролями и актуальными финансовыми балансами игроков. Оперативное хранение возложено на репозитории резидентной системы </w:t>
-      </w:r>
+      <w:proofErr w:type="spellEnd"/>
+      <w:r>
+        <w:t xml:space="preserve">, который управляет учетными записями, </w:t>
+      </w:r>
+      <w:proofErr w:type="spellStart"/>
+      <w:r>
+        <w:t>хэшированными</w:t>
+      </w:r>
+      <w:proofErr w:type="spellEnd"/>
+      <w:r>
+        <w:t xml:space="preserve"> паролями и актуальными финансовыми балансами игроков. Оперативное хранение возложено на репозитории резидентной системы </w:t>
+      </w:r>
+      <w:proofErr w:type="spellStart"/>
       <w:r>
         <w:rPr>
           <w:i/>
@@ -4184,17 +4676,58 @@
         </w:rPr>
         <w:t>redis</w:t>
       </w:r>
-      <w:r>
-        <w:t>. Модуль управления сессиями отвечает за кэширование авторизационных токенов, формируемых криптографической утилитой генерации, а компонент управления комнатами контролирует метаданные активных столов и списки участников, обеспечивая сверхбыстрый доступ к изменяемому контексту без задержек дискового ввода-вывода.</w:t>
-      </w:r>
-    </w:p>
-    <w:p>
-      <w:pPr>
-        <w:ind w:firstLine="709"/>
-        <w:jc w:val="both"/>
-      </w:pPr>
-      <w:r>
-        <w:t>Модуль бизнес-логики инкапсулирует ключевую функциональность приложения и содержит алгоритмы, реализующие строгие математические правила карточной игры. Центральным элементом этого слоя выступает программный движок блекджека, полностью абстрагированный от сетевых протоколов. В его задачи входит генерация стандартизированного карточного шуза заданного объема, криптографически надежное перемешивание карт на основе алгоритма фишера-йейтса [1</w:t>
+      <w:proofErr w:type="spellEnd"/>
+      <w:r>
+        <w:t xml:space="preserve">. Модуль управления сессиями отвечает за кэширование </w:t>
+      </w:r>
+      <w:proofErr w:type="spellStart"/>
+      <w:r>
+        <w:t>авторизационных</w:t>
+      </w:r>
+      <w:proofErr w:type="spellEnd"/>
+      <w:r>
+        <w:t xml:space="preserve"> токенов, формируемых криптографической утилитой генерации, а компонент управления комнатами контролирует метаданные активных столов и списки участников, обеспечивая сверхбыстрый доступ к изменяемому контексту без задержек дискового ввода-вывода.</w:t>
+      </w:r>
+    </w:p>
+    <w:p>
+      <w:pPr>
+        <w:ind w:firstLine="709"/>
+        <w:jc w:val="both"/>
+      </w:pPr>
+      <w:r>
+        <w:t xml:space="preserve">Модуль бизнес-логики инкапсулирует ключевую функциональность приложения и содержит алгоритмы, реализующие строгие математические правила карточной игры. Центральным элементом этого слоя выступает программный движок </w:t>
+      </w:r>
+      <w:proofErr w:type="spellStart"/>
+      <w:r>
+        <w:t>блекджека</w:t>
+      </w:r>
+      <w:proofErr w:type="spellEnd"/>
+      <w:r>
+        <w:t xml:space="preserve">, полностью абстрагированный от сетевых протоколов. В его задачи входит генерация стандартизированного карточного </w:t>
+      </w:r>
+      <w:proofErr w:type="spellStart"/>
+      <w:r>
+        <w:t>шуза</w:t>
+      </w:r>
+      <w:proofErr w:type="spellEnd"/>
+      <w:r>
+        <w:t xml:space="preserve"> заданного объема, </w:t>
+      </w:r>
+      <w:proofErr w:type="spellStart"/>
+      <w:r>
+        <w:t>криптографически</w:t>
+      </w:r>
+      <w:proofErr w:type="spellEnd"/>
+      <w:r>
+        <w:t xml:space="preserve"> надежное перемешивание карт на основе алгоритма </w:t>
+      </w:r>
+      <w:proofErr w:type="spellStart"/>
+      <w:r>
+        <w:t>фишера-йейтса</w:t>
+      </w:r>
+      <w:proofErr w:type="spellEnd"/>
+      <w:r>
+        <w:t xml:space="preserve"> [1</w:t>
       </w:r>
       <w:r>
         <w:t>2</w:t>
@@ -4230,6 +4763,7 @@
       <w:r>
         <w:t xml:space="preserve">Модуль маршрутизации и пользовательского интерфейса обеспечивает визуальное представление информации и первичную обработку </w:t>
       </w:r>
+      <w:proofErr w:type="spellStart"/>
       <w:r>
         <w:rPr>
           <w:i/>
@@ -4237,9 +4771,11 @@
         </w:rPr>
         <w:t>http</w:t>
       </w:r>
+      <w:proofErr w:type="spellEnd"/>
       <w:r>
         <w:t xml:space="preserve">-запросов. На стороне сервера маршрутизация выстроена с использованием веб-фреймворка </w:t>
       </w:r>
+      <w:proofErr w:type="spellStart"/>
       <w:r>
         <w:rPr>
           <w:i/>
@@ -4247,6 +4783,7 @@
         </w:rPr>
         <w:t>express</w:t>
       </w:r>
+      <w:proofErr w:type="spellEnd"/>
       <w:r>
         <w:t xml:space="preserve"> [</w:t>
       </w:r>
@@ -4256,37 +4793,67 @@
       <w:r>
         <w:t xml:space="preserve">], обслуживающего </w:t>
       </w:r>
+      <w:proofErr w:type="spellStart"/>
       <w:r>
         <w:rPr>
           <w:i/>
           <w:iCs/>
         </w:rPr>
-        <w:t>rest api</w:t>
-      </w:r>
-      <w:r>
-        <w:t xml:space="preserve"> конечные точки авторизации, регистрации и управления профилем. Динамическое </w:t>
-      </w:r>
-      <w:r>
-        <w:lastRenderedPageBreak/>
-        <w:t xml:space="preserve">формирование страниц реализовано посредством шаблонизатора </w:t>
-      </w:r>
+        <w:t>rest</w:t>
+      </w:r>
+      <w:proofErr w:type="spellEnd"/>
       <w:r>
         <w:rPr>
           <w:i/>
           <w:iCs/>
         </w:rPr>
-        <w:t>handlebars</w:t>
-      </w:r>
-      <w:r>
-        <w:t xml:space="preserve">. Специализированный программный обработчик контекста анализирует входящие запросы на предмет наличия валидного сессионного токена в файлах </w:t>
-      </w:r>
+        <w:t xml:space="preserve"> </w:t>
+      </w:r>
+      <w:proofErr w:type="spellStart"/>
       <w:r>
         <w:rPr>
           <w:i/>
           <w:iCs/>
         </w:rPr>
+        <w:t>api</w:t>
+      </w:r>
+      <w:proofErr w:type="spellEnd"/>
+      <w:r>
+        <w:t xml:space="preserve"> конечные точки авторизации, регистрации и управления профилем. Динамическое </w:t>
+      </w:r>
+      <w:r>
+        <w:lastRenderedPageBreak/>
+        <w:t xml:space="preserve">формирование страниц реализовано посредством </w:t>
+      </w:r>
+      <w:proofErr w:type="spellStart"/>
+      <w:r>
+        <w:t>шаблонизатора</w:t>
+      </w:r>
+      <w:proofErr w:type="spellEnd"/>
+      <w:r>
+        <w:t xml:space="preserve"> </w:t>
+      </w:r>
+      <w:proofErr w:type="spellStart"/>
+      <w:r>
+        <w:rPr>
+          <w:i/>
+          <w:iCs/>
+        </w:rPr>
+        <w:t>handlebars</w:t>
+      </w:r>
+      <w:proofErr w:type="spellEnd"/>
+      <w:r>
+        <w:t xml:space="preserve">. Специализированный программный обработчик контекста анализирует входящие запросы на предмет наличия валидного сессионного токена в файлах </w:t>
+      </w:r>
+      <w:proofErr w:type="spellStart"/>
+      <w:r>
+        <w:rPr>
+          <w:i/>
+          <w:iCs/>
+        </w:rPr>
         <w:t>cookie</w:t>
       </w:r>
+      <w:proofErr w:type="spellEnd"/>
       <w:r>
         <w:t xml:space="preserve"> и выполняет условный рендеринг. При успешной проверке пользователю отображаются защищенные элементы навигации и открывается доступ к игровому лобби, тогда как неавторизованным клиентам предоставляются исключительно формы базового доступа. На стороне браузера реактивные скрипты перехватывают ответы сервера и осуществляют динамическую перестройку структуры объектной модели документа без необходимости полной перезагрузки веб-страницы.</w:t>
       </w:r>
@@ -4329,29 +4896,109 @@
         <w:jc w:val="both"/>
       </w:pPr>
       <w:r>
-        <w:t>Сетевой модуль выступает центральным коммуникационным ядром разрабатываемого программного комплекса, обеспечивая полнодуплексный обмен данными в реальном времени. Его логика физически разделена на два компонента: серверные контроллеры, реализованные в файле socket.io.ts, и клиентский реактивный скрипт game.js. Процесс взаимодействия начинается с инициализации соединения на стороне браузера, где вызов функции подключения осуществляется с явным указанием параметра transports: ["websocket"]. Это принудительно устанавливает стандарт websocket в качестве единственного транспортного механизма, что позволяет полностью исключить избыточные резервные http-опросы и минимизировать сетевые задержки при передаче игровых пакетов.</w:t>
-      </w:r>
-    </w:p>
-    <w:p>
-      <w:pPr>
-        <w:ind w:firstLine="709"/>
-        <w:jc w:val="both"/>
-      </w:pPr>
-      <w:r>
-        <w:t>Архитектура клиентского приложения выстроена на реактивной обработке входящих событий от сервера. При первичном подключении или принудительном запросе синхронизации клиент получает событие room_state, содержащее сериализованный снимок текущего стола. Обработчик этого события кэширует информацию в локальную переменную и запускает метод комплексного рендеринга. Данный алгоритм анализирует текущую фазу игры и при необходимости скрывает вторую карту дилера, заменяя её псевдокодом, после чего последовательно перестраивает структуру документа. Происходит отрисовка карт дилера и всех участников, обновление счетчика оставшихся в колоде карт и синхронизация финансовых балансов пользователей в боковой панели интерфейса.</w:t>
-      </w:r>
-    </w:p>
-    <w:p>
-      <w:pPr>
-        <w:ind w:firstLine="709"/>
-        <w:jc w:val="both"/>
-      </w:pPr>
-      <w:r>
-        <w:t xml:space="preserve">Динамика активного игрового процесса обеспечивается обработкой атомарных событий. Сигнал player_action транслируется сервером после каждого успешного хода любого из участников. Пакет данных содержит идентификатор игрока, обновленный массив его раздач и индекс активной руки, что позволяет клиентскому скрипту выполнять точечный рендеринг конкретного слота без полной перерисовки стола. Активная рука визуально выделяется стилистическим классом, а текстовые блоки отображают текущую сумму очков и статус раздачи. Передача права хода обслуживается событием turn_changed, которое обновляет глобальный идентификатор активного участника и вызывает функцию переоценки доступности элементов </w:t>
+        <w:t xml:space="preserve">Сетевой модуль выступает центральным коммуникационным ядром разрабатываемого программного комплекса, обеспечивая полнодуплексный обмен данными в реальном времени. Его логика физически разделена на два компонента: серверные контроллеры, реализованные в файле </w:t>
+      </w:r>
+      <w:proofErr w:type="spellStart"/>
+      <w:r>
+        <w:t>socket.io.ts</w:t>
+      </w:r>
+      <w:proofErr w:type="spellEnd"/>
+      <w:r>
+        <w:t xml:space="preserve">, и клиентский реактивный скрипт game.js. Процесс взаимодействия начинается с инициализации соединения на стороне браузера, где вызов функции подключения осуществляется с явным указанием параметра </w:t>
+      </w:r>
+      <w:proofErr w:type="spellStart"/>
+      <w:r>
+        <w:t>transports</w:t>
+      </w:r>
+      <w:proofErr w:type="spellEnd"/>
+      <w:r>
+        <w:t>: ["</w:t>
+      </w:r>
+      <w:proofErr w:type="spellStart"/>
+      <w:r>
+        <w:t>websocket</w:t>
+      </w:r>
+      <w:proofErr w:type="spellEnd"/>
+      <w:r>
+        <w:t xml:space="preserve">"]. Это принудительно устанавливает стандарт </w:t>
+      </w:r>
+      <w:proofErr w:type="spellStart"/>
+      <w:r>
+        <w:t>websocket</w:t>
+      </w:r>
+      <w:proofErr w:type="spellEnd"/>
+      <w:r>
+        <w:t xml:space="preserve"> в качестве единственного транспортного механизма, что позволяет полностью исключить избыточные резервные </w:t>
+      </w:r>
+      <w:proofErr w:type="spellStart"/>
+      <w:r>
+        <w:t>http</w:t>
+      </w:r>
+      <w:proofErr w:type="spellEnd"/>
+      <w:r>
+        <w:t>-опросы и минимизировать сетевые задержки при передаче игровых пакетов.</w:t>
+      </w:r>
+    </w:p>
+    <w:p>
+      <w:pPr>
+        <w:ind w:firstLine="709"/>
+        <w:jc w:val="both"/>
+      </w:pPr>
+      <w:r>
+        <w:t xml:space="preserve">Архитектура клиентского приложения выстроена на реактивной обработке входящих событий от сервера. При первичном подключении или принудительном запросе синхронизации клиент получает событие </w:t>
+      </w:r>
+      <w:proofErr w:type="spellStart"/>
+      <w:r>
+        <w:t>room_state</w:t>
+      </w:r>
+      <w:proofErr w:type="spellEnd"/>
+      <w:r>
+        <w:t xml:space="preserve">, содержащее </w:t>
+      </w:r>
+      <w:proofErr w:type="spellStart"/>
+      <w:r>
+        <w:t>сериализованный</w:t>
+      </w:r>
+      <w:proofErr w:type="spellEnd"/>
+      <w:r>
+        <w:t xml:space="preserve"> снимок текущего стола. Обработчик этого события кэширует информацию в локальную переменную и запускает метод комплексного рендеринга. Данный алгоритм анализирует текущую фазу игры и при необходимости скрывает вторую карту дилера, заменяя её псевдокодом, после чего последовательно перестраивает структуру документа. Происходит отрисовка карт дилера и всех участников, обновление счетчика оставшихся в колоде карт и синхронизация финансовых балансов пользователей в боковой панели интерфейса.</w:t>
+      </w:r>
+    </w:p>
+    <w:p>
+      <w:pPr>
+        <w:ind w:firstLine="709"/>
+        <w:jc w:val="both"/>
+      </w:pPr>
+      <w:r>
+        <w:t xml:space="preserve">Динамика активного игрового процесса обеспечивается обработкой атомарных событий. Сигнал </w:t>
+      </w:r>
+      <w:proofErr w:type="spellStart"/>
+      <w:r>
+        <w:t>player_action</w:t>
+      </w:r>
+      <w:proofErr w:type="spellEnd"/>
+      <w:r>
+        <w:t xml:space="preserve"> транслируется сервером после каждого успешного хода любого из участников. Пакет данных содержит идентификатор игрока, обновленный массив его раздач и индекс активной руки, что позволяет клиентскому скрипту выполнять точечный рендеринг конкретного слота без полной перерисовки стола. Активная рука визуально выделяется стилистическим классом, а текстовые блоки отображают текущую сумму очков и статус раздачи. Передача права хода обслуживается событием </w:t>
+      </w:r>
+      <w:proofErr w:type="spellStart"/>
+      <w:r>
+        <w:t>turn_changed</w:t>
+      </w:r>
+      <w:proofErr w:type="spellEnd"/>
+      <w:r>
+        <w:t xml:space="preserve">, которое обновляет глобальный идентификатор активного участника и вызывает функцию переоценки доступности элементов </w:t>
       </w:r>
       <w:r>
         <w:lastRenderedPageBreak/>
-        <w:t xml:space="preserve">управления. Метод строго проверяет контекст стола: кнопки специфических действий, таких как удвоение ставки или разделение парных карт, активируются исключительно при соблюдении правил блекджека (наличие ровно двух карт, совпадение рангов при сплите) и совпадении </w:t>
+        <w:t xml:space="preserve">управления. Метод строго проверяет контекст стола: кнопки специфических действий, таких как удвоение ставки или разделение парных карт, активируются исключительно при соблюдении правил </w:t>
+      </w:r>
+      <w:proofErr w:type="spellStart"/>
+      <w:r>
+        <w:t>блекджека</w:t>
+      </w:r>
+      <w:proofErr w:type="spellEnd"/>
+      <w:r>
+        <w:t xml:space="preserve"> (наличие ровно двух карт, совпадение рангов при сплите) и совпадении </w:t>
       </w:r>
       <w:proofErr w:type="gramStart"/>
       <w:r>
@@ -4368,16 +5015,88 @@
         <w:jc w:val="both"/>
       </w:pPr>
       <w:r>
-        <w:t>Завершение раунда координируется через обработку события round_result. При его получении клиентская часть блокирует интерфейс управления ходами, полностью раскрывает закрытые карты дилера и формирует детализированную сводку в модальном окне. Алгоритм дифференцирует исходы раунда (натуральный блекджек, победа, ничья или поражение), подставляя соответствующие визуальные индикаторы, и применяет итоговые изменения к балансам игроков на столе. Окно результатов демонстрируется пользователям в течение шести секунд, после чего автоматически скрывается системным таймером, подготавливая интерфейс к новой фазе сбора ставок. Параллельно с визуальным отображением итогов клиентский скрипт направляет на сервер подтверждение получения результатов, что позволяет серверной части точно отслеживать готовность всех участников и своевременно инициировать переход к следующему раунду. В случае если баланс игрока по итогам раунда опускается ниже минимально допустимого порога ставки, интерфейс дополнительно отображает соответствующее уведомление и блокирует возможность участия в следующем раунде до пополнения счета.</w:t>
-      </w:r>
-    </w:p>
-    <w:p>
-      <w:pPr>
-        <w:ind w:firstLine="709"/>
-        <w:jc w:val="both"/>
-      </w:pPr>
-      <w:r>
-        <w:t>Для корректного визуального представления раздач в модуле реализована вспомогательная утилита форматирования. Функция перехватывает строковые серверные идентификаторы карт (например, «ah» или «td») и преобразует их в html-разметку с использованием соответствующих юникод-символов мастей. При этом для червовых и бубновых карт алгоритм динамически присваивает инлайн-класс card-red, окрашивающий текст в красный цвет, что обеспечивает интуитивно понятное и аутентичное восприятие виртуальной колоды. Подобный подход к кодированию карт позволяет полностью абстрагировать визуальный слой от внутреннего представления данных: серверу достаточно передавать компактные двухсимвольные идентификаторы, тогда как вся логика преобразования в читаемую разметку сосредоточена на клиентской стороне. Это существенно сокращает объем передаваемых по сети данных и упрощает поддержку кодовой базы, поскольку любые изменения в визуальном оформлении карт не затрагивают серверную логику. Помимо форматирования мастей, утилита также обрабатывает специальные случаи отображения: закрытые карты дилера рендерятся с использованием отдельного placeholder-элемента, визуально обозначающего рубашку, что сохраняет целостность игровой механики сокрытия информации на уровне интерфейса.</w:t>
+        <w:t xml:space="preserve">Завершение раунда координируется через обработку события </w:t>
+      </w:r>
+      <w:proofErr w:type="spellStart"/>
+      <w:r>
+        <w:t>round_result</w:t>
+      </w:r>
+      <w:proofErr w:type="spellEnd"/>
+      <w:r>
+        <w:t xml:space="preserve">. При его получении клиентская часть блокирует интерфейс управления ходами, полностью раскрывает закрытые карты дилера и формирует детализированную сводку в модальном окне. Алгоритм дифференцирует исходы раунда (натуральный </w:t>
+      </w:r>
+      <w:proofErr w:type="spellStart"/>
+      <w:r>
+        <w:t>блекджек</w:t>
+      </w:r>
+      <w:proofErr w:type="spellEnd"/>
+      <w:r>
+        <w:t>, победа, ничья или поражение), подставляя соответствующие визуальные индикаторы, и применяет итоговые изменения к балансам игроков на столе. Окно результатов демонстрируется пользователям в течение шести секунд, после чего автоматически скрывается системным таймером, подготавливая интерфейс к новой фазе сбора ставок. Параллельно с визуальным отображением итогов клиентский скрипт направляет на сервер подтверждение получения результатов, что позволяет серверной части точно отслеживать готовность всех участников и своевременно инициировать переход к следующему раунду. В случае если баланс игрока по итогам раунда опускается ниже минимально допустимого порога ставки, интерфейс дополнительно отображает соответствующее уведомление и блокирует возможность участия в следующем раунде до пополнения счета.</w:t>
+      </w:r>
+    </w:p>
+    <w:p>
+      <w:pPr>
+        <w:ind w:firstLine="709"/>
+        <w:jc w:val="both"/>
+      </w:pPr>
+      <w:r>
+        <w:t>Для корректного визуального представления раздач в модуле реализована вспомогательная утилита форматирования. Функция перехватывает строковые серверные идентификаторы карт (например, «</w:t>
+      </w:r>
+      <w:proofErr w:type="spellStart"/>
+      <w:r>
+        <w:t>ah</w:t>
+      </w:r>
+      <w:proofErr w:type="spellEnd"/>
+      <w:r>
+        <w:t>» или «</w:t>
+      </w:r>
+      <w:proofErr w:type="spellStart"/>
+      <w:r>
+        <w:t>td</w:t>
+      </w:r>
+      <w:proofErr w:type="spellEnd"/>
+      <w:r>
+        <w:t xml:space="preserve">») и преобразует их в </w:t>
+      </w:r>
+      <w:proofErr w:type="spellStart"/>
+      <w:r>
+        <w:t>html</w:t>
+      </w:r>
+      <w:proofErr w:type="spellEnd"/>
+      <w:r>
+        <w:t xml:space="preserve">-разметку с использованием соответствующих юникод-символов мастей. При этом для червовых и бубновых карт алгоритм динамически присваивает </w:t>
+      </w:r>
+      <w:proofErr w:type="spellStart"/>
+      <w:r>
+        <w:t>инлайн</w:t>
+      </w:r>
+      <w:proofErr w:type="spellEnd"/>
+      <w:r>
+        <w:t xml:space="preserve">-класс </w:t>
+      </w:r>
+      <w:proofErr w:type="spellStart"/>
+      <w:r>
+        <w:t>card-red</w:t>
+      </w:r>
+      <w:proofErr w:type="spellEnd"/>
+      <w:r>
+        <w:t xml:space="preserve">, окрашивающий текст в красный цвет, что обеспечивает интуитивно понятное и аутентичное восприятие виртуальной колоды. Подобный подход к кодированию карт позволяет полностью абстрагировать визуальный слой от внутреннего представления данных: серверу достаточно передавать компактные двухсимвольные идентификаторы, тогда как вся логика преобразования в читаемую разметку сосредоточена на клиентской стороне. Это существенно сокращает объем передаваемых по сети данных и упрощает поддержку кодовой базы, поскольку любые изменения в визуальном оформлении карт не затрагивают серверную логику. Помимо форматирования мастей, утилита также обрабатывает специальные случаи отображения: закрытые карты дилера </w:t>
+      </w:r>
+      <w:proofErr w:type="spellStart"/>
+      <w:r>
+        <w:t>рендерятся</w:t>
+      </w:r>
+      <w:proofErr w:type="spellEnd"/>
+      <w:r>
+        <w:t xml:space="preserve"> с использованием отдельного </w:t>
+      </w:r>
+      <w:proofErr w:type="spellStart"/>
+      <w:r>
+        <w:t>placeholder</w:t>
+      </w:r>
+      <w:proofErr w:type="spellEnd"/>
+      <w:r>
+        <w:t>-элемента, визуально обозначающего рубашку, что сохраняет целостность игровой механики сокрытия информации на уровне интерфейса.</w:t>
       </w:r>
     </w:p>
     <w:p>
@@ -4432,16 +5151,64 @@
         <w:jc w:val="both"/>
       </w:pPr>
       <w:r>
-        <w:t>В рамках проверки модуля управления пользователями оценивалась корректность обработки запросов на регистрацию и авторизацию. При передаче валидных учетных данных сервер успешно осуществляет криптографическое хэширование пароля, создает новую запись в реляционной базе данных postgresql и возвращает http-статус успешной обработки вместе с уникальным сессионным токеном, который помещается в защищенные файлы cookie. В случае попытки регистрации с использованием уже существующего в системе псевдонима или адреса электронной почты контроллер корректно прерывает транзакцию, возвращая статус ошибки с соответствующим информационным сообщением, что исключает дублирование профилей.</w:t>
-      </w:r>
-    </w:p>
-    <w:p>
-      <w:pPr>
-        <w:ind w:firstLine="709"/>
-        <w:jc w:val="both"/>
-      </w:pPr>
-      <w:r>
-        <w:t>Тестирование подсистемы игровых комнат подтвердило правильность алгоритмов распределения игроков. При создании приватного стола с заданными параметрами, такими как пользовательское название, пароль, количество колод и ограничение на число участников, система безошибочно формирует сериализованные структуры в кэш-памяти redis и возвращает создателю уникальный строковый идентификатор комнаты. Попытки несанкционированного входа в закрытую комнату с передачей некорректного пароля через api успешно блокируются на этапе проверки метаданных стола, после чего клиенту отказывается в доступе без инициализации сетевого сокета.</w:t>
+        <w:t xml:space="preserve">В рамках проверки модуля управления пользователями оценивалась корректность обработки запросов на регистрацию и авторизацию. При передаче валидных учетных данных сервер успешно осуществляет криптографическое хэширование пароля, создает новую запись в реляционной базе данных </w:t>
+      </w:r>
+      <w:proofErr w:type="spellStart"/>
+      <w:r>
+        <w:t>postgresql</w:t>
+      </w:r>
+      <w:proofErr w:type="spellEnd"/>
+      <w:r>
+        <w:t xml:space="preserve"> и возвращает </w:t>
+      </w:r>
+      <w:proofErr w:type="spellStart"/>
+      <w:r>
+        <w:t>http</w:t>
+      </w:r>
+      <w:proofErr w:type="spellEnd"/>
+      <w:r>
+        <w:t xml:space="preserve">-статус успешной обработки вместе с уникальным сессионным токеном, который помещается в защищенные файлы </w:t>
+      </w:r>
+      <w:proofErr w:type="spellStart"/>
+      <w:r>
+        <w:t>cookie</w:t>
+      </w:r>
+      <w:proofErr w:type="spellEnd"/>
+      <w:r>
+        <w:t>. В случае попытки регистрации с использованием уже существующего в системе псевдонима или адреса электронной почты контроллер корректно прерывает транзакцию, возвращая статус ошибки с соответствующим информационным сообщением, что исключает дублирование профилей.</w:t>
+      </w:r>
+    </w:p>
+    <w:p>
+      <w:pPr>
+        <w:ind w:firstLine="709"/>
+        <w:jc w:val="both"/>
+      </w:pPr>
+      <w:r>
+        <w:t xml:space="preserve">Тестирование подсистемы игровых комнат подтвердило правильность алгоритмов распределения игроков. При создании приватного стола с заданными параметрами, такими как пользовательское название, пароль, количество колод и ограничение на число участников, система безошибочно формирует </w:t>
+      </w:r>
+      <w:proofErr w:type="spellStart"/>
+      <w:r>
+        <w:t>сериализованные</w:t>
+      </w:r>
+      <w:proofErr w:type="spellEnd"/>
+      <w:r>
+        <w:t xml:space="preserve"> структуры в кэш-памяти </w:t>
+      </w:r>
+      <w:proofErr w:type="spellStart"/>
+      <w:r>
+        <w:t>redis</w:t>
+      </w:r>
+      <w:proofErr w:type="spellEnd"/>
+      <w:r>
+        <w:t xml:space="preserve"> и возвращает создателю уникальный строковый идентификатор комнаты. Попытки несанкционированного входа в закрытую комнату с передачей некорректного пароля через </w:t>
+      </w:r>
+      <w:proofErr w:type="spellStart"/>
+      <w:r>
+        <w:t>api</w:t>
+      </w:r>
+      <w:proofErr w:type="spellEnd"/>
+      <w:r>
+        <w:t xml:space="preserve"> успешно блокируются на этапе проверки метаданных стола, после чего клиенту отказывается в доступе без инициализации сетевого сокета.</w:t>
       </w:r>
     </w:p>
     <w:p>
@@ -4459,7 +5226,15 @@
         <w:jc w:val="both"/>
       </w:pPr>
       <w:r>
-        <w:t xml:space="preserve">Проверка дополнительных игровых стратегий показала полное соответствие классическим правилам. При активации удвоения ставки сервер валидирует наличие достаточного баланса в оперативной сессии игрока, </w:t>
+        <w:t xml:space="preserve">Проверка дополнительных игровых стратегий показала полное соответствие классическим правилам. При активации удвоения ставки сервер </w:t>
+      </w:r>
+      <w:proofErr w:type="spellStart"/>
+      <w:r>
+        <w:t>валидирует</w:t>
+      </w:r>
+      <w:proofErr w:type="spellEnd"/>
+      <w:r>
+        <w:t xml:space="preserve"> наличие достаточного баланса в оперативной сессии игрока, </w:t>
       </w:r>
       <w:r>
         <w:lastRenderedPageBreak/>
@@ -4472,16 +5247,48 @@
         <w:jc w:val="both"/>
       </w:pPr>
       <w:r>
-        <w:t>Помимо функциональных проверок, проведено тестирование механизмов обработки внештатных ситуаций, в частности — устойчивости системы к внезапным обрывам сетевого соединения. При симуляции потери сети клиентом серверный модуль корректно перехватывал событие отключения. Система автоматически завершала ход отключившегося пользователя, передавая право действия следующему участнику, что полностью исключало блокировку игрового процесса. Дополнительно тесты подтвердили консистентность данных: итоговые изменения балансов, рассчитанные в оперативном кэше Redis, безошибочно синхронизировались с реляционным хранилищем PostgreSQL, гарантируя сохранность финансовых показателей при любых сценариях прерывания сессии.</w:t>
-      </w:r>
-    </w:p>
-    <w:p>
-      <w:pPr>
-        <w:ind w:firstLine="709"/>
-        <w:jc w:val="both"/>
-      </w:pPr>
-      <w:r>
-        <w:t>Завершающим этапом стала проверка безопасности программного комплекса. Целенаправленные попытки модификации локальных переменных клиентского интерфейса, таких как текущий финансовый баланс или право хода, с использованием инструментов разработчика в браузере приводили исключительно к визуальным искажениям на устройстве злоумышленника. При попытке совершить фактическое игровое действие с подмененными параметрами серверная часть немедленно пресекала транзакцию, опираясь исключительно на криптографически защищенный токен сессии и доверенное состояние стола в оперативной памяти сервера. Дополнительно была проверена устойчивость системы к повторному воспроизведению перехваченных сетевых пакетов: попытка переотправки ранее записанного события игрового действия отклонялась сервером ввиду несоответствия текущей фазы игры и версии состояния комнаты, зафиксированной в момент первоначальной отправки. Совокупность проведенных испытаний подтверждает, что разработанная архитектура с централизованным хранением доверенного состояния на стороне сервера и строгой валидацией каждого входящего события обеспечивает высокую степень защищенности игровой платформы от широкого спектра клиентских атак и непреднамеренных ошибок пользовательского окружения.</w:t>
+        <w:t xml:space="preserve">Помимо функциональных проверок, проведено тестирование механизмов обработки внештатных ситуаций, в частности — устойчивости системы к внезапным обрывам сетевого соединения. При симуляции потери сети клиентом серверный модуль корректно перехватывал событие отключения. Система автоматически завершала ход отключившегося пользователя, передавая право действия следующему участнику, что полностью исключало блокировку игрового процесса. Дополнительно тесты подтвердили </w:t>
+      </w:r>
+      <w:proofErr w:type="spellStart"/>
+      <w:r>
+        <w:t>консистентность</w:t>
+      </w:r>
+      <w:proofErr w:type="spellEnd"/>
+      <w:r>
+        <w:t xml:space="preserve"> данных: итоговые изменения балансов, рассчитанные в оперативном кэше </w:t>
+      </w:r>
+      <w:proofErr w:type="spellStart"/>
+      <w:r>
+        <w:t>Redis</w:t>
+      </w:r>
+      <w:proofErr w:type="spellEnd"/>
+      <w:r>
+        <w:t xml:space="preserve">, безошибочно синхронизировались с реляционным хранилищем </w:t>
+      </w:r>
+      <w:proofErr w:type="spellStart"/>
+      <w:r>
+        <w:t>PostgreSQL</w:t>
+      </w:r>
+      <w:proofErr w:type="spellEnd"/>
+      <w:r>
+        <w:t>, гарантируя сохранность финансовых показателей при любых сценариях прерывания сессии.</w:t>
+      </w:r>
+    </w:p>
+    <w:p>
+      <w:pPr>
+        <w:ind w:firstLine="709"/>
+        <w:jc w:val="both"/>
+      </w:pPr>
+      <w:r>
+        <w:t xml:space="preserve">Завершающим этапом стала проверка безопасности программного комплекса. Целенаправленные попытки модификации локальных переменных клиентского интерфейса, таких как текущий финансовый баланс или право хода, с использованием инструментов разработчика в браузере приводили исключительно к визуальным искажениям на устройстве злоумышленника. При попытке совершить фактическое игровое действие с подмененными параметрами серверная часть немедленно пресекала транзакцию, опираясь исключительно на </w:t>
+      </w:r>
+      <w:proofErr w:type="spellStart"/>
+      <w:r>
+        <w:t>криптографически</w:t>
+      </w:r>
+      <w:proofErr w:type="spellEnd"/>
+      <w:r>
+        <w:t xml:space="preserve"> защищенный токен сессии и доверенное состояние стола в оперативной памяти сервера. Дополнительно была проверена устойчивость системы к повторному воспроизведению перехваченных сетевых пакетов: попытка переотправки ранее записанного события игрового действия отклонялась сервером ввиду несоответствия текущей фазы игры и версии состояния комнаты, зафиксированной в момент первоначальной отправки. Совокупность проведенных испытаний подтверждает, что разработанная архитектура с централизованным хранением доверенного состояния на стороне сервера и строгой валидацией каждого входящего события обеспечивает высокую степень защищенности игровой платформы от широкого спектра клиентских атак и непреднамеренных ошибок пользовательского окружения.</w:t>
       </w:r>
     </w:p>
     <w:p>
@@ -4536,7 +5343,15 @@
         <w:jc w:val="both"/>
       </w:pPr>
       <w:r>
-        <w:t xml:space="preserve">При первичном посещении ресурса пользователю отображается базовое состояние главного меню. Интерфейс навигационной панели динамически адаптируется под текущий статус сессии. Для посетителей, не прошедших процедуру идентификации, главное меню содержит исключительно навигационные ссылки для перехода к формам регистрации и авторизации, в то время как доступ к игровому функционалу лобби остается программно скрытым. </w:t>
+        <w:t xml:space="preserve">При первичном посещении ресурса пользователю отображается базовое состояние главного меню. Интерфейс навигационной панели динамически адаптируется под текущий статус сессии. Для посетителей, не прошедших процедуру идентификации, главное меню содержит исключительно навигационные ссылки для перехода к формам регистрации и авторизации, в то время как доступ к игровому функционалу лобби остается </w:t>
+      </w:r>
+      <w:proofErr w:type="spellStart"/>
+      <w:r>
+        <w:t>программно</w:t>
+      </w:r>
+      <w:proofErr w:type="spellEnd"/>
+      <w:r>
+        <w:t xml:space="preserve"> скрытым. </w:t>
       </w:r>
     </w:p>
     <w:p>
@@ -5966,6 +6781,7 @@
       <w:r>
         <w:t>В процессе выполнения данного курсового проекта была успешно спроектирована, реализована и протестирована масштабируемая многопользовательская распределённая программная система реального времени «</w:t>
       </w:r>
+      <w:proofErr w:type="spellStart"/>
       <w:r>
         <w:rPr>
           <w:i/>
@@ -5973,6 +6789,7 @@
         </w:rPr>
         <w:t>blackjack</w:t>
       </w:r>
+      <w:proofErr w:type="spellEnd"/>
       <w:r>
         <w:t>». Актуальность проведенной работы обусловлена растущим спросом на высоконагруженные интерактивные веб-приложения, требующие мгновенного отклика, отказоустойчивости и надежной синхронизации состояний между множеством независимых клиентов.</w:t>
       </w:r>
@@ -5985,6 +6802,7 @@
       <w:r>
         <w:t xml:space="preserve">В ходе аналитического этапа был проведён детальный анализ предметной области и выявлены ключевые проблемы </w:t>
       </w:r>
+      <w:proofErr w:type="spellStart"/>
       <w:r>
         <w:rPr>
           <w:i/>
@@ -5992,9 +6810,11 @@
         </w:rPr>
         <w:t>stateful</w:t>
       </w:r>
+      <w:proofErr w:type="spellEnd"/>
       <w:r>
         <w:t xml:space="preserve">-серверов. Для обхода ограничений классического протокола </w:t>
       </w:r>
+      <w:proofErr w:type="spellStart"/>
       <w:r>
         <w:rPr>
           <w:i/>
@@ -6002,9 +6822,11 @@
         </w:rPr>
         <w:t>http</w:t>
       </w:r>
+      <w:proofErr w:type="spellEnd"/>
       <w:r>
         <w:t xml:space="preserve"> была выбрана событийно-ориентированная асинхронная парадигма на базе протокола </w:t>
       </w:r>
+      <w:proofErr w:type="spellStart"/>
       <w:r>
         <w:rPr>
           <w:i/>
@@ -6012,6 +6834,7 @@
         </w:rPr>
         <w:t>websocket</w:t>
       </w:r>
+      <w:proofErr w:type="spellEnd"/>
       <w:r>
         <w:t xml:space="preserve">. Использование современного технологического стека, включающего среду выполнения </w:t>
       </w:r>
@@ -6023,7 +6846,15 @@
         <w:t>node.js</w:t>
       </w:r>
       <w:r>
-        <w:t xml:space="preserve">, фреймворк express и библиотеку </w:t>
+        <w:t xml:space="preserve">, фреймворк </w:t>
+      </w:r>
+      <w:proofErr w:type="spellStart"/>
+      <w:r>
+        <w:t>express</w:t>
+      </w:r>
+      <w:proofErr w:type="spellEnd"/>
+      <w:r>
+        <w:t xml:space="preserve"> и библиотеку </w:t>
       </w:r>
       <w:r>
         <w:rPr>
@@ -6035,6 +6866,7 @@
       <w:r>
         <w:t xml:space="preserve"> поверх строго типизированного языка </w:t>
       </w:r>
+      <w:proofErr w:type="spellStart"/>
       <w:r>
         <w:rPr>
           <w:i/>
@@ -6042,6 +6874,7 @@
         </w:rPr>
         <w:t>typescript</w:t>
       </w:r>
+      <w:proofErr w:type="spellEnd"/>
       <w:r>
         <w:t>, позволило создать надёжное серверное ядро, способное эффективно обрабатывать высококонкурентные потоки и обслуживать запросы с минимальной задержкой.</w:t>
       </w:r>
@@ -6052,8 +6885,17 @@
         <w:jc w:val="both"/>
       </w:pPr>
       <w:r>
-        <w:t xml:space="preserve">В рамках проектирования разработана детальная структурная схема слоистой архитектуры и спроектирован комплексный протокол сокет-событий. Он обеспечивает полнодуплексный обмен дельта-обновлениями состояний, существенно минимизируя сетевой трафик. Особое внимание уделено разделению ответственности баз данных: интеграция субд </w:t>
-      </w:r>
+        <w:t xml:space="preserve">В рамках проектирования разработана детальная структурная схема слоистой архитектуры и спроектирован комплексный протокол сокет-событий. Он обеспечивает полнодуплексный обмен дельта-обновлениями состояний, существенно минимизируя сетевой трафик. Особое внимание уделено разделению ответственности баз данных: интеграция </w:t>
+      </w:r>
+      <w:proofErr w:type="spellStart"/>
+      <w:r>
+        <w:t>субд</w:t>
+      </w:r>
+      <w:proofErr w:type="spellEnd"/>
+      <w:r>
+        <w:t xml:space="preserve"> </w:t>
+      </w:r>
+      <w:proofErr w:type="spellStart"/>
       <w:r>
         <w:rPr>
           <w:i/>
@@ -6061,9 +6903,27 @@
         </w:rPr>
         <w:t>postgresql</w:t>
       </w:r>
-      <w:r>
-        <w:t xml:space="preserve"> гарантировала долгосрочную персистентность профилей и безопасное изменение баланса, тогда как in-memory хранилище </w:t>
-      </w:r>
+      <w:proofErr w:type="spellEnd"/>
+      <w:r>
+        <w:t xml:space="preserve"> гарантировала долгосрочную </w:t>
+      </w:r>
+      <w:proofErr w:type="spellStart"/>
+      <w:r>
+        <w:t>персистентность</w:t>
+      </w:r>
+      <w:proofErr w:type="spellEnd"/>
+      <w:r>
+        <w:t xml:space="preserve"> профилей и безопасное изменение баланса, тогда как </w:t>
+      </w:r>
+      <w:proofErr w:type="spellStart"/>
+      <w:r>
+        <w:t>in-memory</w:t>
+      </w:r>
+      <w:proofErr w:type="spellEnd"/>
+      <w:r>
+        <w:t xml:space="preserve"> хранилище </w:t>
+      </w:r>
+      <w:proofErr w:type="spellStart"/>
       <w:r>
         <w:rPr>
           <w:i/>
@@ -6071,6 +6931,7 @@
         </w:rPr>
         <w:t>redis</w:t>
       </w:r>
+      <w:proofErr w:type="spellEnd"/>
       <w:r>
         <w:t xml:space="preserve"> обеспечило высокопроизводительное кэширование динамических игровых сессий.</w:t>
       </w:r>
@@ -6083,42 +6944,64 @@
       <w:r>
         <w:t xml:space="preserve">В систему внедрена надежная аутентификация на базе </w:t>
       </w:r>
+      <w:proofErr w:type="spellStart"/>
       <w:r>
         <w:rPr>
           <w:i/>
           <w:iCs/>
         </w:rPr>
-        <w:t>http-only cookie</w:t>
-      </w:r>
-      <w:r>
-        <w:t xml:space="preserve">, защищающая от </w:t>
-      </w:r>
+        <w:t>http-only</w:t>
+      </w:r>
+      <w:proofErr w:type="spellEnd"/>
       <w:r>
         <w:rPr>
           <w:i/>
           <w:iCs/>
         </w:rPr>
-        <w:t>xss</w:t>
-      </w:r>
-      <w:r>
-        <w:t>-атак, а также криптографическое хэширование паролей. Клиентский интерфейс построен по принципу «тонкого клиента» и управляется потоком серверных событий. Вся критическая игровая логика и математика карточных раздач изолированы на сервере, что фундаментально исключает несанкционированную модификацию данных или использование уязвимостей со стороны клиента.</w:t>
-      </w:r>
-    </w:p>
-    <w:p>
-      <w:pPr>
-        <w:ind w:firstLine="709"/>
-        <w:jc w:val="both"/>
-      </w:pPr>
-      <w:r>
-        <w:t xml:space="preserve">Комплексное функциональное и нагрузочное тестирование подтвердило абсолютную корректность работы игрового движка и стабильность сессий при высоких нагрузках. Таким образом, поставленные задачи были полностью решены, а цель по созданию безопасной и высокотехнологичной игровой платформы </w:t>
-      </w:r>
+        <w:t xml:space="preserve"> </w:t>
+      </w:r>
+      <w:proofErr w:type="spellStart"/>
       <w:r>
         <w:rPr>
           <w:i/>
           <w:iCs/>
         </w:rPr>
+        <w:t>cookie</w:t>
+      </w:r>
+      <w:proofErr w:type="spellEnd"/>
+      <w:r>
+        <w:t xml:space="preserve">, защищающая от </w:t>
+      </w:r>
+      <w:proofErr w:type="spellStart"/>
+      <w:r>
+        <w:rPr>
+          <w:i/>
+          <w:iCs/>
+        </w:rPr>
+        <w:t>xss</w:t>
+      </w:r>
+      <w:proofErr w:type="spellEnd"/>
+      <w:r>
+        <w:t>-атак, а также криптографическое хэширование паролей. Клиентский интерфейс построен по принципу «тонкого клиента» и управляется потоком серверных событий. Вся критическая игровая логика и математика карточных раздач изолированы на сервере, что фундаментально исключает несанкционированную модификацию данных или использование уязвимостей со стороны клиента.</w:t>
+      </w:r>
+    </w:p>
+    <w:p>
+      <w:pPr>
+        <w:ind w:firstLine="709"/>
+        <w:jc w:val="both"/>
+      </w:pPr>
+      <w:r>
+        <w:t xml:space="preserve">Комплексное функциональное и нагрузочное тестирование подтвердило абсолютную корректность работы игрового движка и стабильность сессий при высоких нагрузках. Таким образом, поставленные задачи были полностью решены, а цель по созданию безопасной и высокотехнологичной игровой платформы </w:t>
+      </w:r>
+      <w:proofErr w:type="spellStart"/>
+      <w:r>
+        <w:rPr>
+          <w:i/>
+          <w:iCs/>
+        </w:rPr>
         <w:t>blackjack</w:t>
       </w:r>
+      <w:proofErr w:type="spellEnd"/>
       <w:r>
         <w:t xml:space="preserve"> успешно достигнута.</w:t>
       </w:r>
@@ -6184,7 +7067,21 @@
         <w:rPr>
           <w:color w:val="000000" w:themeColor="text1"/>
         </w:rPr>
-        <w:t>[1] Node.js v22 API Reference [Электронный ресурс]. – Режим доступа: </w:t>
+        <w:t xml:space="preserve">[1] Node.js v22 API </w:t>
+      </w:r>
+      <w:proofErr w:type="spellStart"/>
+      <w:r>
+        <w:rPr>
+          <w:color w:val="000000" w:themeColor="text1"/>
+        </w:rPr>
+        <w:t>Reference</w:t>
+      </w:r>
+      <w:proofErr w:type="spellEnd"/>
+      <w:r>
+        <w:rPr>
+          <w:color w:val="000000" w:themeColor="text1"/>
+        </w:rPr>
+        <w:t xml:space="preserve"> [Электронный ресурс]. – Режим доступа: </w:t>
       </w:r>
       <w:hyperlink r:id="rId27" w:tgtFrame="_blank" w:history="1">
         <w:r>
@@ -6341,6 +7238,7 @@
           </w:rPr>
           <w:t>://</w:t>
         </w:r>
+        <w:proofErr w:type="spellStart"/>
         <w:r>
           <w:rPr>
             <w:rStyle w:val="a5"/>
@@ -6350,6 +7248,7 @@
           </w:rPr>
           <w:t>expressjs</w:t>
         </w:r>
+        <w:proofErr w:type="spellEnd"/>
         <w:r>
           <w:rPr>
             <w:rStyle w:val="a5"/>
@@ -6375,6 +7274,7 @@
           </w:rPr>
           <w:t>/</w:t>
         </w:r>
+        <w:proofErr w:type="spellStart"/>
         <w:r>
           <w:rPr>
             <w:rStyle w:val="a5"/>
@@ -6384,6 +7284,7 @@
           </w:rPr>
           <w:t>en</w:t>
         </w:r>
+        <w:proofErr w:type="spellEnd"/>
         <w:r>
           <w:rPr>
             <w:rStyle w:val="a5"/>
@@ -6392,6 +7293,7 @@
           </w:rPr>
           <w:t>/</w:t>
         </w:r>
+        <w:proofErr w:type="spellStart"/>
         <w:r>
           <w:rPr>
             <w:rStyle w:val="a5"/>
@@ -6401,6 +7303,7 @@
           </w:rPr>
           <w:t>api</w:t>
         </w:r>
+        <w:proofErr w:type="spellEnd"/>
         <w:r>
           <w:rPr>
             <w:rStyle w:val="a5"/>
@@ -6449,7 +7352,21 @@
         <w:rPr>
           <w:color w:val="000000" w:themeColor="text1"/>
         </w:rPr>
-        <w:t>] Express.js. Routing Guide [Электронный ресурс]. – Режим доступа: </w:t>
+        <w:t xml:space="preserve">] Express.js. </w:t>
+      </w:r>
+      <w:proofErr w:type="spellStart"/>
+      <w:r>
+        <w:rPr>
+          <w:color w:val="000000" w:themeColor="text1"/>
+        </w:rPr>
+        <w:t>Routing</w:t>
+      </w:r>
+      <w:proofErr w:type="spellEnd"/>
+      <w:r>
+        <w:rPr>
+          <w:color w:val="000000" w:themeColor="text1"/>
+        </w:rPr>
+        <w:t xml:space="preserve"> Guide [Электронный ресурс]. – Режим доступа: </w:t>
       </w:r>
       <w:hyperlink r:id="rId29" w:tgtFrame="_blank" w:history="1">
         <w:r>
@@ -7219,6 +8136,7 @@
         </w:rPr>
         <w:t xml:space="preserve">. </w:t>
       </w:r>
+      <w:proofErr w:type="spellStart"/>
       <w:r>
         <w:rPr>
           <w:color w:val="000000" w:themeColor="text1"/>
@@ -7226,6 +8144,7 @@
         </w:rPr>
         <w:t>Fette</w:t>
       </w:r>
+      <w:proofErr w:type="spellEnd"/>
       <w:r>
         <w:rPr>
           <w:color w:val="000000" w:themeColor="text1"/>
@@ -8082,10 +9001,12 @@
       </w:pPr>
     </w:p>
     <w:sectPr>
-      <w:footerReference w:type="default" r:id="rId38"/>
+      <w:footerReference w:type="even" r:id="rId38"/>
+      <w:footerReference w:type="default" r:id="rId39"/>
       <w:pgSz w:w="11906" w:h="16838"/>
       <w:pgMar w:top="1134" w:right="850" w:bottom="1134" w:left="1701" w:header="708" w:footer="567" w:gutter="0"/>
       <w:cols w:space="720"/>
+      <w:titlePg/>
       <w:docGrid w:linePitch="381"/>
     </w:sectPr>
   </w:body>
@@ -8113,28 +9034,117 @@
 
 <file path=word/footer1.xml><?xml version="1.0" encoding="utf-8"?>
 <w:ftr xmlns:wpc="http://schemas.microsoft.com/office/word/2010/wordprocessingCanvas" xmlns:cx="http://schemas.microsoft.com/office/drawing/2014/chartex" xmlns:cx1="http://schemas.microsoft.com/office/drawing/2015/9/8/chartex" xmlns:cx2="http://schemas.microsoft.com/office/drawing/2015/10/21/chartex" xmlns:cx3="http://schemas.microsoft.com/office/drawing/2016/5/9/chartex" xmlns:cx4="http://schemas.microsoft.com/office/drawing/2016/5/10/chartex" xmlns:cx5="http://schemas.microsoft.com/office/drawing/2016/5/11/chartex" xmlns:cx6="http://schemas.microsoft.com/office/drawing/2016/5/12/chartex" xmlns:cx7="http://schemas.microsoft.com/office/drawing/2016/5/13/chartex" xmlns:cx8="http://schemas.microsoft.com/office/drawing/2016/5/14/chartex" xmlns:mc="http://schemas.openxmlformats.org/markup-compatibility/2006" xmlns:aink="http://schemas.microsoft.com/office/drawing/2016/ink" xmlns:am3d="http://schemas.microsoft.com/office/drawing/2017/model3d" xmlns:o="urn:schemas-microsoft-com:office:office" xmlns:oel="http://schemas.microsoft.com/office/2019/extlst" xmlns:r="http://schemas.openxmlformats.org/officeDocument/2006/relationships" xmlns:m="http://schemas.openxmlformats.org/officeDocument/2006/math" xmlns:v="urn:schemas-microsoft-com:vml" xmlns:wp14="http://schemas.microsoft.com/office/word/2010/wordprocessingDrawing" xmlns:wp="http://schemas.openxmlformats.org/drawingml/2006/wordprocessingDrawing" xmlns:w10="urn:schemas-microsoft-com:office:word" xmlns:w="http://schemas.openxmlformats.org/wordprocessingml/2006/main" xmlns:w14="http://schemas.microsoft.com/office/word/2010/wordml" xmlns:w15="http://schemas.microsoft.com/office/word/2012/wordml" xmlns:w16cex="http://schemas.microsoft.com/office/word/2018/wordml/cex" xmlns:w16cid="http://schemas.microsoft.com/office/word/2016/wordml/cid" xmlns:w16="http://schemas.microsoft.com/office/word/2018/wordml" xmlns:w16sdtdh="http://schemas.microsoft.com/office/word/2020/wordml/sdtdatahash" xmlns:w16se="http://schemas.microsoft.com/office/word/2015/wordml/symex" xmlns:wpg="http://schemas.microsoft.com/office/word/2010/wordprocessingGroup" xmlns:wpi="http://schemas.microsoft.com/office/word/2010/wordprocessingInk" xmlns:wne="http://schemas.microsoft.com/office/word/2006/wordml" xmlns:wps="http://schemas.microsoft.com/office/word/2010/wordprocessingShape" mc:Ignorable="w14 w15 w16se w16cid w16 w16cex w16sdtdh wp14">
+  <w:sdt>
+    <w:sdtPr>
+      <w:rPr>
+        <w:rStyle w:val="af4"/>
+      </w:rPr>
+      <w:id w:val="1913043656"/>
+      <w:docPartObj>
+        <w:docPartGallery w:val="Page Numbers (Bottom of Page)"/>
+        <w:docPartUnique/>
+      </w:docPartObj>
+    </w:sdtPr>
+    <w:sdtContent>
+      <w:p>
+        <w:pPr>
+          <w:pStyle w:val="af"/>
+          <w:framePr w:wrap="none" w:vAnchor="text" w:hAnchor="margin" w:xAlign="right" w:y="1"/>
+          <w:rPr>
+            <w:rStyle w:val="af4"/>
+          </w:rPr>
+        </w:pPr>
+        <w:r>
+          <w:rPr>
+            <w:rStyle w:val="af4"/>
+          </w:rPr>
+          <w:fldChar w:fldCharType="begin"/>
+        </w:r>
+        <w:r>
+          <w:rPr>
+            <w:rStyle w:val="af4"/>
+          </w:rPr>
+          <w:instrText xml:space="preserve"> PAGE </w:instrText>
+        </w:r>
+        <w:r>
+          <w:rPr>
+            <w:rStyle w:val="af4"/>
+          </w:rPr>
+          <w:fldChar w:fldCharType="end"/>
+        </w:r>
+      </w:p>
+    </w:sdtContent>
+  </w:sdt>
   <w:p>
     <w:pPr>
+      <w:pStyle w:val="af"/>
+      <w:ind w:right="360"/>
+    </w:pPr>
+  </w:p>
+</w:ftr>
+</file>
+
+<file path=word/footer2.xml><?xml version="1.0" encoding="utf-8"?>
+<w:ftr xmlns:wpc="http://schemas.microsoft.com/office/word/2010/wordprocessingCanvas" xmlns:cx="http://schemas.microsoft.com/office/drawing/2014/chartex" xmlns:cx1="http://schemas.microsoft.com/office/drawing/2015/9/8/chartex" xmlns:cx2="http://schemas.microsoft.com/office/drawing/2015/10/21/chartex" xmlns:cx3="http://schemas.microsoft.com/office/drawing/2016/5/9/chartex" xmlns:cx4="http://schemas.microsoft.com/office/drawing/2016/5/10/chartex" xmlns:cx5="http://schemas.microsoft.com/office/drawing/2016/5/11/chartex" xmlns:cx6="http://schemas.microsoft.com/office/drawing/2016/5/12/chartex" xmlns:cx7="http://schemas.microsoft.com/office/drawing/2016/5/13/chartex" xmlns:cx8="http://schemas.microsoft.com/office/drawing/2016/5/14/chartex" xmlns:mc="http://schemas.openxmlformats.org/markup-compatibility/2006" xmlns:aink="http://schemas.microsoft.com/office/drawing/2016/ink" xmlns:am3d="http://schemas.microsoft.com/office/drawing/2017/model3d" xmlns:o="urn:schemas-microsoft-com:office:office" xmlns:oel="http://schemas.microsoft.com/office/2019/extlst" xmlns:r="http://schemas.openxmlformats.org/officeDocument/2006/relationships" xmlns:m="http://schemas.openxmlformats.org/officeDocument/2006/math" xmlns:v="urn:schemas-microsoft-com:vml" xmlns:wp14="http://schemas.microsoft.com/office/word/2010/wordprocessingDrawing" xmlns:wp="http://schemas.openxmlformats.org/drawingml/2006/wordprocessingDrawing" xmlns:w10="urn:schemas-microsoft-com:office:word" xmlns:w="http://schemas.openxmlformats.org/wordprocessingml/2006/main" xmlns:w14="http://schemas.microsoft.com/office/word/2010/wordml" xmlns:w15="http://schemas.microsoft.com/office/word/2012/wordml" xmlns:w16cex="http://schemas.microsoft.com/office/word/2018/wordml/cex" xmlns:w16cid="http://schemas.microsoft.com/office/word/2016/wordml/cid" xmlns:w16="http://schemas.microsoft.com/office/word/2018/wordml" xmlns:w16sdtdh="http://schemas.microsoft.com/office/word/2020/wordml/sdtdatahash" xmlns:w16se="http://schemas.microsoft.com/office/word/2015/wordml/symex" xmlns:wpg="http://schemas.microsoft.com/office/word/2010/wordprocessingGroup" xmlns:wpi="http://schemas.microsoft.com/office/word/2010/wordprocessingInk" xmlns:wne="http://schemas.microsoft.com/office/word/2006/wordml" xmlns:wps="http://schemas.microsoft.com/office/word/2010/wordprocessingShape" mc:Ignorable="w14 w15 w16se w16cid w16 w16cex w16sdtdh wp14">
+  <w:sdt>
+    <w:sdtPr>
+      <w:rPr>
+        <w:rStyle w:val="af4"/>
+      </w:rPr>
+      <w:id w:val="-111901671"/>
+      <w:docPartObj>
+        <w:docPartGallery w:val="Page Numbers (Bottom of Page)"/>
+        <w:docPartUnique/>
+      </w:docPartObj>
+    </w:sdtPr>
+    <w:sdtContent>
+      <w:p>
+        <w:pPr>
+          <w:pStyle w:val="af"/>
+          <w:framePr w:wrap="none" w:vAnchor="text" w:hAnchor="margin" w:xAlign="right" w:y="1"/>
+          <w:rPr>
+            <w:rStyle w:val="af4"/>
+          </w:rPr>
+        </w:pPr>
+        <w:r>
+          <w:rPr>
+            <w:rStyle w:val="af4"/>
+          </w:rPr>
+          <w:fldChar w:fldCharType="begin"/>
+        </w:r>
+        <w:r>
+          <w:rPr>
+            <w:rStyle w:val="af4"/>
+          </w:rPr>
+          <w:instrText xml:space="preserve"> PAGE </w:instrText>
+        </w:r>
+        <w:r>
+          <w:rPr>
+            <w:rStyle w:val="af4"/>
+          </w:rPr>
+          <w:fldChar w:fldCharType="separate"/>
+        </w:r>
+        <w:r>
+          <w:rPr>
+            <w:rStyle w:val="af4"/>
+            <w:noProof/>
+          </w:rPr>
+          <w:t>1</w:t>
+        </w:r>
+        <w:r>
+          <w:rPr>
+            <w:rStyle w:val="af4"/>
+          </w:rPr>
+          <w:fldChar w:fldCharType="end"/>
+        </w:r>
+      </w:p>
+    </w:sdtContent>
+  </w:sdt>
+  <w:p>
+    <w:pPr>
+      <w:ind w:right="360"/>
       <w:jc w:val="right"/>
     </w:pPr>
-    <w:r>
-      <w:fldChar w:fldCharType="begin"/>
-    </w:r>
-    <w:r>
-      <w:instrText>PAGE</w:instrText>
-    </w:r>
-    <w:r>
-      <w:fldChar w:fldCharType="separate"/>
-    </w:r>
-    <w:r>
-      <w:rPr>
-        <w:noProof/>
-      </w:rPr>
-      <w:t>1</w:t>
-    </w:r>
-    <w:r>
-      <w:fldChar w:fldCharType="end"/>
-    </w:r>
   </w:p>
 </w:ftr>
 </file>
@@ -8864,6 +9874,7 @@
   <w:style w:type="character" w:default="1" w:styleId="a0">
     <w:name w:val="Default Paragraph Font"/>
     <w:uiPriority w:val="1"/>
+    <w:semiHidden/>
     <w:unhideWhenUsed/>
   </w:style>
   <w:style w:type="table" w:default="1" w:styleId="a1">
@@ -9267,6 +10278,14 @@
       <w:u w:val="single"/>
     </w:rPr>
   </w:style>
+  <w:style w:type="character" w:styleId="af4">
+    <w:name w:val="page number"/>
+    <w:basedOn w:val="a0"/>
+    <w:uiPriority w:val="99"/>
+    <w:semiHidden/>
+    <w:unhideWhenUsed/>
+    <w:rsid w:val="004839FA"/>
+  </w:style>
 </w:styles>
 </file>
 
